--- a/VAPT Certification in Algeria.docx
+++ b/VAPT Certification in Algeria.docx
@@ -4,1903 +4,1245 @@
   <w:body>
     <w:p>
       <w:pPr>
-        <w:spacing w:before="100" w:beforeAutospacing="1" w:after="100" w:afterAutospacing="1" w:line="240" w:lineRule="auto"/>
-        <w:outlineLvl w:val="0"/>
-        <w:rPr>
-          <w:rFonts w:ascii="Times New Roman" w:eastAsia="Times New Roman" w:hAnsi="Times New Roman" w:cs="Times New Roman"/>
-          <w:b/>
-          <w:bCs/>
-          <w:kern w:val="36"/>
-          <w:sz w:val="48"/>
-          <w:szCs w:val="48"/>
-          <w:lang w:val="en-US"/>
-        </w:rPr>
-      </w:pPr>
-      <w:r>
-        <w:rPr>
-          <w:rFonts w:ascii="Times New Roman" w:eastAsia="Times New Roman" w:hAnsi="Times New Roman" w:cs="Times New Roman"/>
-          <w:b/>
-          <w:bCs/>
-          <w:kern w:val="36"/>
-          <w:sz w:val="48"/>
-          <w:szCs w:val="48"/>
-          <w:lang w:val="en-US"/>
-        </w:rPr>
-        <w:t xml:space="preserve">VAPT Certification in Algeria: Strengthening </w:t>
-      </w:r>
-      <w:proofErr w:type="spellStart"/>
-      <w:r>
-        <w:rPr>
-          <w:rFonts w:ascii="Times New Roman" w:eastAsia="Times New Roman" w:hAnsi="Times New Roman" w:cs="Times New Roman"/>
-          <w:b/>
-          <w:bCs/>
-          <w:kern w:val="36"/>
-          <w:sz w:val="48"/>
-          <w:szCs w:val="48"/>
-          <w:lang w:val="en-US"/>
-        </w:rPr>
-        <w:t>Cybersecurity</w:t>
-      </w:r>
-      <w:proofErr w:type="spellEnd"/>
-      <w:r>
-        <w:rPr>
-          <w:rFonts w:ascii="Times New Roman" w:eastAsia="Times New Roman" w:hAnsi="Times New Roman" w:cs="Times New Roman"/>
-          <w:b/>
-          <w:bCs/>
-          <w:kern w:val="36"/>
-          <w:sz w:val="48"/>
-          <w:szCs w:val="48"/>
-          <w:lang w:val="en-US"/>
-        </w:rPr>
-        <w:t xml:space="preserve"> </w:t>
-      </w:r>
-      <w:proofErr w:type="gramStart"/>
-      <w:r>
-        <w:rPr>
-          <w:rFonts w:ascii="Times New Roman" w:eastAsia="Times New Roman" w:hAnsi="Times New Roman" w:cs="Times New Roman"/>
-          <w:b/>
-          <w:bCs/>
-          <w:kern w:val="36"/>
-          <w:sz w:val="48"/>
-          <w:szCs w:val="48"/>
-          <w:lang w:val="en-US"/>
-        </w:rPr>
-        <w:t>Through</w:t>
-      </w:r>
-      <w:proofErr w:type="gramEnd"/>
-      <w:r>
-        <w:rPr>
-          <w:rFonts w:ascii="Times New Roman" w:eastAsia="Times New Roman" w:hAnsi="Times New Roman" w:cs="Times New Roman"/>
-          <w:b/>
-          <w:bCs/>
-          <w:kern w:val="36"/>
-          <w:sz w:val="48"/>
-          <w:szCs w:val="48"/>
-          <w:lang w:val="en-US"/>
-        </w:rPr>
-        <w:t xml:space="preserve"> Vulnerability Assessment and Penetration Testing</w:t>
-      </w:r>
-    </w:p>
-    <w:p>
-      <w:pPr>
-        <w:spacing w:before="100" w:beforeAutospacing="1" w:after="100" w:afterAutospacing="1" w:line="240" w:lineRule="auto"/>
-        <w:rPr>
-          <w:rFonts w:ascii="Times New Roman" w:eastAsia="Times New Roman" w:hAnsi="Times New Roman" w:cs="Times New Roman"/>
-          <w:sz w:val="24"/>
-          <w:szCs w:val="24"/>
-          <w:lang w:val="en-US"/>
-        </w:rPr>
-      </w:pPr>
-      <w:r>
-        <w:rPr>
-          <w:rFonts w:ascii="Times New Roman" w:eastAsia="Times New Roman" w:hAnsi="Times New Roman" w:cs="Times New Roman"/>
-          <w:sz w:val="24"/>
-          <w:szCs w:val="24"/>
-          <w:lang w:val="en-US"/>
-        </w:rPr>
-        <w:t xml:space="preserve">As businesses in Algeria continue to embrace digital transformation, protecting critical systems and sensitive data from cyber threats has become a top priority. </w:t>
-      </w:r>
-      <w:proofErr w:type="spellStart"/>
-      <w:r>
-        <w:rPr>
-          <w:rFonts w:ascii="Times New Roman" w:eastAsia="Times New Roman" w:hAnsi="Times New Roman" w:cs="Times New Roman"/>
-          <w:sz w:val="24"/>
-          <w:szCs w:val="24"/>
-          <w:lang w:val="en-US"/>
-        </w:rPr>
-        <w:t>Cyberattacks</w:t>
-      </w:r>
-      <w:proofErr w:type="spellEnd"/>
-      <w:r>
-        <w:rPr>
-          <w:rFonts w:ascii="Times New Roman" w:eastAsia="Times New Roman" w:hAnsi="Times New Roman" w:cs="Times New Roman"/>
-          <w:sz w:val="24"/>
-          <w:szCs w:val="24"/>
-          <w:lang w:val="en-US"/>
-        </w:rPr>
-        <w:t xml:space="preserve"> such as </w:t>
-      </w:r>
-      <w:proofErr w:type="spellStart"/>
-      <w:r>
-        <w:rPr>
-          <w:rFonts w:ascii="Times New Roman" w:eastAsia="Times New Roman" w:hAnsi="Times New Roman" w:cs="Times New Roman"/>
-          <w:sz w:val="24"/>
-          <w:szCs w:val="24"/>
-          <w:lang w:val="en-US"/>
-        </w:rPr>
-        <w:t>ransomware</w:t>
-      </w:r>
-      <w:proofErr w:type="spellEnd"/>
-      <w:r>
-        <w:rPr>
-          <w:rFonts w:ascii="Times New Roman" w:eastAsia="Times New Roman" w:hAnsi="Times New Roman" w:cs="Times New Roman"/>
-          <w:sz w:val="24"/>
-          <w:szCs w:val="24"/>
-          <w:lang w:val="en-US"/>
-        </w:rPr>
-        <w:t>, phishing, and data breaches can disrupt business operations, damage reputations, and result in financial losses</w:t>
+        <w:pStyle w:val="Heading1"/>
+        <w:spacing w:before="480" w:beforeAutospacing="0" w:after="120" w:afterAutospacing="0"/>
+      </w:pPr>
+      <w:r>
+        <w:rPr>
+          <w:rFonts w:ascii="Arial" w:hAnsi="Arial" w:cs="Arial"/>
+          <w:color w:val="000000"/>
+          <w:sz w:val="46"/>
+          <w:szCs w:val="46"/>
+        </w:rPr>
+        <w:t>FSSC 22000 Certification in Mongolia: Enhancing Food Safety and Global Market Confidence</w:t>
+      </w:r>
+    </w:p>
+    <w:p>
+      <w:pPr>
+        <w:pStyle w:val="NormalWeb"/>
+        <w:spacing w:before="240" w:beforeAutospacing="0" w:after="240" w:afterAutospacing="0"/>
+      </w:pPr>
+      <w:r>
+        <w:rPr>
+          <w:rFonts w:ascii="Arial" w:hAnsi="Arial" w:cs="Arial"/>
+          <w:color w:val="000000"/>
+          <w:sz w:val="22"/>
+          <w:szCs w:val="22"/>
+        </w:rPr>
+        <w:t xml:space="preserve">As Mongolia's food and beverage industry continues to expand, maintaining high standards of food safety has become essential for protecting consumers and meeting international market requirements. </w:t>
       </w:r>
       <w:hyperlink r:id="rId6" w:history="1">
         <w:r>
           <w:rPr>
             <w:rStyle w:val="Hyperlink"/>
-            <w:rFonts w:ascii="Times New Roman" w:eastAsia="Times New Roman" w:hAnsi="Times New Roman" w:cs="Times New Roman"/>
-            <w:sz w:val="24"/>
-            <w:szCs w:val="24"/>
-            <w:lang w:val="en-US"/>
+            <w:rFonts w:ascii="Arial" w:hAnsi="Arial" w:cs="Arial"/>
+            <w:b/>
+            <w:bCs/>
+            <w:color w:val="1155CC"/>
+            <w:sz w:val="22"/>
+            <w:szCs w:val="22"/>
           </w:rPr>
-          <w:t xml:space="preserve">. </w:t>
+          <w:t>FSSC 22000 Certification in Mongolia</w:t>
         </w:r>
         <w:r>
           <w:rPr>
             <w:rStyle w:val="Hyperlink"/>
-            <w:rFonts w:ascii="Times New Roman" w:eastAsia="Times New Roman" w:hAnsi="Times New Roman" w:cs="Times New Roman"/>
-            <w:b/>
-            <w:bCs/>
-            <w:sz w:val="24"/>
-            <w:szCs w:val="24"/>
-            <w:lang w:val="en-US"/>
+            <w:rFonts w:ascii="Arial" w:hAnsi="Arial" w:cs="Arial"/>
+            <w:color w:val="1155CC"/>
+            <w:sz w:val="22"/>
+            <w:szCs w:val="22"/>
           </w:rPr>
-          <w:t>VAPT (Vulnerability Assessment and Penetration Testing) Certification</w:t>
+          <w:t xml:space="preserve"> </w:t>
         </w:r>
       </w:hyperlink>
       <w:r>
         <w:rPr>
-          <w:rFonts w:ascii="Times New Roman" w:eastAsia="Times New Roman" w:hAnsi="Times New Roman" w:cs="Times New Roman"/>
-          <w:sz w:val="24"/>
-          <w:szCs w:val="24"/>
-          <w:lang w:val="en-US"/>
-        </w:rPr>
-        <w:t xml:space="preserve"> helps organizations identify security weaknesses, assess cyber risks, and strengthen their overall </w:t>
-      </w:r>
-      <w:proofErr w:type="spellStart"/>
-      <w:r>
-        <w:rPr>
-          <w:rFonts w:ascii="Times New Roman" w:eastAsia="Times New Roman" w:hAnsi="Times New Roman" w:cs="Times New Roman"/>
-          <w:sz w:val="24"/>
-          <w:szCs w:val="24"/>
-          <w:lang w:val="en-US"/>
-        </w:rPr>
-        <w:t>cybersecurity</w:t>
-      </w:r>
-      <w:proofErr w:type="spellEnd"/>
-      <w:r>
-        <w:rPr>
-          <w:rFonts w:ascii="Times New Roman" w:eastAsia="Times New Roman" w:hAnsi="Times New Roman" w:cs="Times New Roman"/>
-          <w:sz w:val="24"/>
-          <w:szCs w:val="24"/>
-          <w:lang w:val="en-US"/>
-        </w:rPr>
-        <w:t xml:space="preserve"> posture before attackers can exploit vulnerabilities.</w:t>
-      </w:r>
-    </w:p>
-    <w:p>
-      <w:pPr>
-        <w:spacing w:before="100" w:beforeAutospacing="1" w:after="100" w:afterAutospacing="1" w:line="240" w:lineRule="auto"/>
-        <w:rPr>
-          <w:rFonts w:ascii="Times New Roman" w:eastAsia="Times New Roman" w:hAnsi="Times New Roman" w:cs="Times New Roman"/>
-          <w:sz w:val="24"/>
-          <w:szCs w:val="24"/>
-          <w:lang w:val="en-US"/>
-        </w:rPr>
-      </w:pPr>
-      <w:r>
-        <w:rPr>
-          <w:rFonts w:ascii="Times New Roman" w:eastAsia="Times New Roman" w:hAnsi="Times New Roman" w:cs="Times New Roman"/>
-          <w:sz w:val="24"/>
-          <w:szCs w:val="24"/>
-          <w:lang w:val="en-US"/>
-        </w:rPr>
-        <w:t>Whether you operate in banking, healthcare, manufacturing, retail, government, or information technology, VAPT plays a vital role in maintaining a secure digital environment.</w:t>
-      </w:r>
-    </w:p>
-    <w:p>
-      <w:pPr>
-        <w:spacing w:before="100" w:beforeAutospacing="1" w:after="100" w:afterAutospacing="1" w:line="240" w:lineRule="auto"/>
-        <w:outlineLvl w:val="1"/>
-        <w:rPr>
-          <w:rFonts w:ascii="Times New Roman" w:eastAsia="Times New Roman" w:hAnsi="Times New Roman" w:cs="Times New Roman"/>
+          <w:rFonts w:ascii="Arial" w:hAnsi="Arial" w:cs="Arial"/>
+          <w:color w:val="000000"/>
+          <w:sz w:val="22"/>
+          <w:szCs w:val="22"/>
+        </w:rPr>
+        <w:t xml:space="preserve">helps organizations implement a comprehensive Food Safety Management System (FSMS) that ensures food products are produced, processed, stored, and distributed safely. Recognized by the Global Food Safety Initiative (GFSI), FSSC </w:t>
+      </w:r>
+      <w:proofErr w:type="gramStart"/>
+      <w:r>
+        <w:rPr>
+          <w:rFonts w:ascii="Arial" w:hAnsi="Arial" w:cs="Arial"/>
+          <w:color w:val="000000"/>
+          <w:sz w:val="22"/>
+          <w:szCs w:val="22"/>
+        </w:rPr>
+        <w:t>22000 certification</w:t>
+      </w:r>
+      <w:proofErr w:type="gramEnd"/>
+      <w:r>
+        <w:rPr>
+          <w:rFonts w:ascii="Arial" w:hAnsi="Arial" w:cs="Arial"/>
+          <w:color w:val="000000"/>
+          <w:sz w:val="22"/>
+          <w:szCs w:val="22"/>
+        </w:rPr>
+        <w:t xml:space="preserve"> strengthens customer confidence, supports regulatory compliance, and enhances opportunities in global food supply chains.</w:t>
+      </w:r>
+    </w:p>
+    <w:p>
+      <w:pPr>
+        <w:pStyle w:val="NormalWeb"/>
+        <w:spacing w:before="240" w:beforeAutospacing="0" w:after="240" w:afterAutospacing="0"/>
+      </w:pPr>
+      <w:r>
+        <w:rPr>
+          <w:rFonts w:ascii="Arial" w:hAnsi="Arial" w:cs="Arial"/>
+          <w:color w:val="000000"/>
+          <w:sz w:val="22"/>
+          <w:szCs w:val="22"/>
+        </w:rPr>
+        <w:t>Whether you are a food manufacturer, ingredient supplier, packaging producer, or food processing company, FSSC 22000 provides a systematic approach to managing food safety risks and delivering safe, high-quality products.</w:t>
+      </w:r>
+    </w:p>
+    <w:p>
+      <w:pPr>
+        <w:pStyle w:val="Heading2"/>
+        <w:spacing w:before="360" w:beforeAutospacing="0" w:after="80" w:afterAutospacing="0"/>
+      </w:pPr>
+      <w:r>
+        <w:rPr>
+          <w:rFonts w:ascii="Arial" w:hAnsi="Arial" w:cs="Arial"/>
+          <w:color w:val="000000"/>
+          <w:sz w:val="34"/>
+          <w:szCs w:val="34"/>
+        </w:rPr>
+        <w:t>What is FSSC 22000 Certification?</w:t>
+      </w:r>
+    </w:p>
+    <w:p>
+      <w:pPr>
+        <w:pStyle w:val="NormalWeb"/>
+        <w:spacing w:before="240" w:beforeAutospacing="0" w:after="240" w:afterAutospacing="0"/>
+      </w:pPr>
+      <w:r>
+        <w:rPr>
+          <w:rFonts w:ascii="Arial" w:hAnsi="Arial" w:cs="Arial"/>
           <w:b/>
           <w:bCs/>
-          <w:sz w:val="36"/>
-          <w:szCs w:val="36"/>
-          <w:lang w:val="en-US"/>
-        </w:rPr>
-      </w:pPr>
-      <w:r>
-        <w:rPr>
-          <w:rFonts w:ascii="Times New Roman" w:eastAsia="Times New Roman" w:hAnsi="Times New Roman" w:cs="Times New Roman"/>
+          <w:color w:val="000000"/>
+          <w:sz w:val="22"/>
+          <w:szCs w:val="22"/>
+        </w:rPr>
+        <w:t>FSSC 22000 (Food Safety System Certification 22000)</w:t>
+      </w:r>
+      <w:r>
+        <w:rPr>
+          <w:rFonts w:ascii="Arial" w:hAnsi="Arial" w:cs="Arial"/>
+          <w:color w:val="000000"/>
+          <w:sz w:val="22"/>
+          <w:szCs w:val="22"/>
+        </w:rPr>
+        <w:t xml:space="preserve"> is an internationally recognized food safety certification scheme that combines the requirements of </w:t>
+      </w:r>
+      <w:r>
+        <w:rPr>
+          <w:rFonts w:ascii="Arial" w:hAnsi="Arial" w:cs="Arial"/>
           <w:b/>
           <w:bCs/>
-          <w:sz w:val="36"/>
-          <w:szCs w:val="36"/>
-          <w:lang w:val="en-US"/>
-        </w:rPr>
-        <w:t>What is VAPT Certification?</w:t>
-      </w:r>
-    </w:p>
-    <w:p>
-      <w:pPr>
-        <w:spacing w:before="100" w:beforeAutospacing="1" w:after="100" w:afterAutospacing="1" w:line="240" w:lineRule="auto"/>
-        <w:rPr>
-          <w:rFonts w:ascii="Times New Roman" w:eastAsia="Times New Roman" w:hAnsi="Times New Roman" w:cs="Times New Roman"/>
-          <w:sz w:val="24"/>
-          <w:szCs w:val="24"/>
-          <w:lang w:val="en-US"/>
-        </w:rPr>
-      </w:pPr>
-      <w:r>
-        <w:rPr>
-          <w:rFonts w:ascii="Times New Roman" w:eastAsia="Times New Roman" w:hAnsi="Times New Roman" w:cs="Times New Roman"/>
-          <w:sz w:val="24"/>
-          <w:szCs w:val="24"/>
-          <w:lang w:val="en-US"/>
-        </w:rPr>
-        <w:t xml:space="preserve">Vulnerability Assessment and Penetration Testing (VAPT) is a comprehensive </w:t>
-      </w:r>
-      <w:proofErr w:type="spellStart"/>
-      <w:r>
-        <w:rPr>
-          <w:rFonts w:ascii="Times New Roman" w:eastAsia="Times New Roman" w:hAnsi="Times New Roman" w:cs="Times New Roman"/>
-          <w:sz w:val="24"/>
-          <w:szCs w:val="24"/>
-          <w:lang w:val="en-US"/>
-        </w:rPr>
-        <w:t>cybersecurity</w:t>
-      </w:r>
-      <w:proofErr w:type="spellEnd"/>
-      <w:r>
-        <w:rPr>
-          <w:rFonts w:ascii="Times New Roman" w:eastAsia="Times New Roman" w:hAnsi="Times New Roman" w:cs="Times New Roman"/>
-          <w:sz w:val="24"/>
-          <w:szCs w:val="24"/>
-          <w:lang w:val="en-US"/>
-        </w:rPr>
-        <w:t xml:space="preserve"> process that evaluates the security of an organization's IT infrastructure, applications, and networks.</w:t>
-      </w:r>
-    </w:p>
-    <w:p>
-      <w:pPr>
+          <w:color w:val="000000"/>
+          <w:sz w:val="22"/>
+          <w:szCs w:val="22"/>
+        </w:rPr>
+        <w:t>ISO 22000</w:t>
+      </w:r>
+      <w:r>
+        <w:rPr>
+          <w:rFonts w:ascii="Arial" w:hAnsi="Arial" w:cs="Arial"/>
+          <w:color w:val="000000"/>
+          <w:sz w:val="22"/>
+          <w:szCs w:val="22"/>
+        </w:rPr>
+        <w:t xml:space="preserve">, sector-specific </w:t>
+      </w:r>
+      <w:r>
+        <w:rPr>
+          <w:rFonts w:ascii="Arial" w:hAnsi="Arial" w:cs="Arial"/>
+          <w:b/>
+          <w:bCs/>
+          <w:color w:val="000000"/>
+          <w:sz w:val="22"/>
+          <w:szCs w:val="22"/>
+        </w:rPr>
+        <w:t>Prerequisite Programs (PRPs)</w:t>
+      </w:r>
+      <w:r>
+        <w:rPr>
+          <w:rFonts w:ascii="Arial" w:hAnsi="Arial" w:cs="Arial"/>
+          <w:color w:val="000000"/>
+          <w:sz w:val="22"/>
+          <w:szCs w:val="22"/>
+        </w:rPr>
+        <w:t xml:space="preserve"> such as ISO/TS 22002 series, and additional FSSC requirements.</w:t>
+      </w:r>
+    </w:p>
+    <w:p>
+      <w:pPr>
+        <w:pStyle w:val="NormalWeb"/>
+        <w:spacing w:before="240" w:beforeAutospacing="0" w:after="240" w:afterAutospacing="0"/>
+      </w:pPr>
+      <w:r>
+        <w:rPr>
+          <w:rFonts w:ascii="Arial" w:hAnsi="Arial" w:cs="Arial"/>
+          <w:color w:val="000000"/>
+          <w:sz w:val="22"/>
+          <w:szCs w:val="22"/>
+        </w:rPr>
+        <w:t xml:space="preserve">The certification scheme is recognized by the </w:t>
+      </w:r>
+      <w:r>
+        <w:rPr>
+          <w:rFonts w:ascii="Arial" w:hAnsi="Arial" w:cs="Arial"/>
+          <w:b/>
+          <w:bCs/>
+          <w:color w:val="000000"/>
+          <w:sz w:val="22"/>
+          <w:szCs w:val="22"/>
+        </w:rPr>
+        <w:t>Global Food Safety Initiative (GFSI)</w:t>
+      </w:r>
+      <w:r>
+        <w:rPr>
+          <w:rFonts w:ascii="Arial" w:hAnsi="Arial" w:cs="Arial"/>
+          <w:color w:val="000000"/>
+          <w:sz w:val="22"/>
+          <w:szCs w:val="22"/>
+        </w:rPr>
+        <w:t>, making it widely accepted by retailers, manufacturers, and food companies around the world.</w:t>
+      </w:r>
+    </w:p>
+    <w:p>
+      <w:pPr>
+        <w:pStyle w:val="Heading2"/>
+        <w:spacing w:before="360" w:beforeAutospacing="0" w:after="80" w:afterAutospacing="0"/>
+      </w:pPr>
+      <w:r>
+        <w:rPr>
+          <w:rFonts w:ascii="Arial" w:hAnsi="Arial" w:cs="Arial"/>
+          <w:color w:val="000000"/>
+          <w:sz w:val="34"/>
+          <w:szCs w:val="34"/>
+        </w:rPr>
+        <w:t>Why is FSSC 22000 Important in Mongolia?</w:t>
+      </w:r>
+    </w:p>
+    <w:p>
+      <w:pPr>
+        <w:pStyle w:val="NormalWeb"/>
+        <w:spacing w:before="240" w:beforeAutospacing="0" w:after="240" w:afterAutospacing="0"/>
+      </w:pPr>
+      <w:r>
+        <w:rPr>
+          <w:rFonts w:ascii="Arial" w:hAnsi="Arial" w:cs="Arial"/>
+          <w:color w:val="000000"/>
+          <w:sz w:val="22"/>
+          <w:szCs w:val="22"/>
+        </w:rPr>
+        <w:t xml:space="preserve">As food businesses in Mongolia seek to improve food safety practices and expand into international markets, FSSC 22000 provides a globally accepted framework for managing food safety risks. Certification demonstrates an organization's commitment to producing safe food while complying with customer, </w:t>
+      </w:r>
+      <w:proofErr w:type="gramStart"/>
+      <w:r>
+        <w:rPr>
+          <w:rFonts w:ascii="Arial" w:hAnsi="Arial" w:cs="Arial"/>
+          <w:color w:val="000000"/>
+          <w:sz w:val="22"/>
+          <w:szCs w:val="22"/>
+        </w:rPr>
+        <w:t>regulatory,</w:t>
+      </w:r>
+      <w:proofErr w:type="gramEnd"/>
+      <w:r>
+        <w:rPr>
+          <w:rFonts w:ascii="Arial" w:hAnsi="Arial" w:cs="Arial"/>
+          <w:color w:val="000000"/>
+          <w:sz w:val="22"/>
+          <w:szCs w:val="22"/>
+        </w:rPr>
+        <w:t xml:space="preserve"> and international supply chain requirements.</w:t>
+      </w:r>
+    </w:p>
+    <w:p>
+      <w:pPr>
+        <w:pStyle w:val="NormalWeb"/>
+        <w:spacing w:before="240" w:beforeAutospacing="0" w:after="240" w:afterAutospacing="0"/>
+      </w:pPr>
+      <w:r>
+        <w:rPr>
+          <w:rFonts w:ascii="Arial" w:hAnsi="Arial" w:cs="Arial"/>
+          <w:color w:val="000000"/>
+          <w:sz w:val="22"/>
+          <w:szCs w:val="22"/>
+        </w:rPr>
+        <w:t>Many multinational companies and international retailers prefer or require suppliers to hold GFSI-recognized food safety certifications, making FSSC 22000 a valuable competitive advantage.</w:t>
+      </w:r>
+    </w:p>
+    <w:p>
+      <w:pPr>
+        <w:pStyle w:val="Heading2"/>
+        <w:spacing w:before="360" w:beforeAutospacing="0" w:after="80" w:afterAutospacing="0"/>
+      </w:pPr>
+      <w:r>
+        <w:rPr>
+          <w:rFonts w:ascii="Arial" w:hAnsi="Arial" w:cs="Arial"/>
+          <w:color w:val="000000"/>
+          <w:sz w:val="34"/>
+          <w:szCs w:val="34"/>
+        </w:rPr>
+        <w:t>Benefits of FSSC 22000 Certification in Mongolia</w:t>
+      </w:r>
+    </w:p>
+    <w:p>
+      <w:pPr>
+        <w:pStyle w:val="NormalWeb"/>
+        <w:spacing w:before="240" w:beforeAutospacing="0" w:after="240" w:afterAutospacing="0"/>
+      </w:pPr>
+      <w:r>
+        <w:rPr>
+          <w:rFonts w:ascii="Arial" w:hAnsi="Arial" w:cs="Arial"/>
+          <w:color w:val="000000"/>
+          <w:sz w:val="22"/>
+          <w:szCs w:val="22"/>
+        </w:rPr>
+        <w:t>Implementing FSSC 22000 offers numerous business benefits, including:</w:t>
+      </w:r>
+    </w:p>
+    <w:p>
+      <w:pPr>
+        <w:pStyle w:val="NormalWeb"/>
         <w:numPr>
           <w:ilvl w:val="0"/>
-          <w:numId w:val="6"/>
+          <w:numId w:val="17"/>
         </w:numPr>
-        <w:spacing w:before="100" w:beforeAutospacing="1" w:after="100" w:afterAutospacing="1" w:line="240" w:lineRule="auto"/>
-        <w:rPr>
-          <w:rFonts w:ascii="Times New Roman" w:eastAsia="Times New Roman" w:hAnsi="Times New Roman" w:cs="Times New Roman"/>
-          <w:sz w:val="24"/>
-          <w:szCs w:val="24"/>
-          <w:lang w:val="en-US"/>
-        </w:rPr>
-      </w:pPr>
-      <w:r>
-        <w:rPr>
-          <w:rFonts w:ascii="Times New Roman" w:eastAsia="Times New Roman" w:hAnsi="Times New Roman" w:cs="Times New Roman"/>
-          <w:b/>
-          <w:bCs/>
-          <w:sz w:val="24"/>
-          <w:szCs w:val="24"/>
-          <w:lang w:val="en-US"/>
-        </w:rPr>
-        <w:t>Vulnerability Assessment (VA)</w:t>
-      </w:r>
-      <w:r>
-        <w:rPr>
-          <w:rFonts w:ascii="Times New Roman" w:eastAsia="Times New Roman" w:hAnsi="Times New Roman" w:cs="Times New Roman"/>
-          <w:sz w:val="24"/>
-          <w:szCs w:val="24"/>
-          <w:lang w:val="en-US"/>
-        </w:rPr>
-        <w:t xml:space="preserve"> identifies security weaknesses, </w:t>
-      </w:r>
-      <w:proofErr w:type="spellStart"/>
-      <w:r>
-        <w:rPr>
-          <w:rFonts w:ascii="Times New Roman" w:eastAsia="Times New Roman" w:hAnsi="Times New Roman" w:cs="Times New Roman"/>
-          <w:sz w:val="24"/>
-          <w:szCs w:val="24"/>
-          <w:lang w:val="en-US"/>
-        </w:rPr>
-        <w:t>misconfigurations</w:t>
-      </w:r>
-      <w:proofErr w:type="spellEnd"/>
-      <w:r>
-        <w:rPr>
-          <w:rFonts w:ascii="Times New Roman" w:eastAsia="Times New Roman" w:hAnsi="Times New Roman" w:cs="Times New Roman"/>
-          <w:sz w:val="24"/>
-          <w:szCs w:val="24"/>
-          <w:lang w:val="en-US"/>
-        </w:rPr>
-        <w:t>, and potential risks within systems.</w:t>
-      </w:r>
-    </w:p>
-    <w:p>
-      <w:pPr>
+        <w:spacing w:before="240" w:beforeAutospacing="0" w:after="0" w:afterAutospacing="0"/>
+        <w:textAlignment w:val="baseline"/>
+        <w:rPr>
+          <w:rFonts w:ascii="Arial" w:hAnsi="Arial" w:cs="Arial"/>
+          <w:color w:val="000000"/>
+          <w:sz w:val="22"/>
+          <w:szCs w:val="22"/>
+        </w:rPr>
+      </w:pPr>
+      <w:r>
+        <w:rPr>
+          <w:rFonts w:ascii="Arial" w:hAnsi="Arial" w:cs="Arial"/>
+          <w:color w:val="000000"/>
+          <w:sz w:val="22"/>
+          <w:szCs w:val="22"/>
+        </w:rPr>
+        <w:t>Improved food safety throughout the production process.</w:t>
+      </w:r>
+    </w:p>
+    <w:p>
+      <w:pPr>
+        <w:pStyle w:val="NormalWeb"/>
         <w:numPr>
           <w:ilvl w:val="0"/>
-          <w:numId w:val="6"/>
+          <w:numId w:val="17"/>
         </w:numPr>
-        <w:spacing w:before="100" w:beforeAutospacing="1" w:after="100" w:afterAutospacing="1" w:line="240" w:lineRule="auto"/>
-        <w:rPr>
-          <w:rFonts w:ascii="Times New Roman" w:eastAsia="Times New Roman" w:hAnsi="Times New Roman" w:cs="Times New Roman"/>
-          <w:sz w:val="24"/>
-          <w:szCs w:val="24"/>
-          <w:lang w:val="en-US"/>
-        </w:rPr>
-      </w:pPr>
-      <w:r>
-        <w:rPr>
-          <w:rFonts w:ascii="Times New Roman" w:eastAsia="Times New Roman" w:hAnsi="Times New Roman" w:cs="Times New Roman"/>
-          <w:b/>
-          <w:bCs/>
-          <w:sz w:val="24"/>
-          <w:szCs w:val="24"/>
-          <w:lang w:val="en-US"/>
-        </w:rPr>
-        <w:t>Penetration Testing (PT)</w:t>
-      </w:r>
-      <w:r>
-        <w:rPr>
-          <w:rFonts w:ascii="Times New Roman" w:eastAsia="Times New Roman" w:hAnsi="Times New Roman" w:cs="Times New Roman"/>
-          <w:sz w:val="24"/>
-          <w:szCs w:val="24"/>
-          <w:lang w:val="en-US"/>
-        </w:rPr>
-        <w:t xml:space="preserve"> simulates real-world </w:t>
-      </w:r>
-      <w:proofErr w:type="spellStart"/>
-      <w:r>
-        <w:rPr>
-          <w:rFonts w:ascii="Times New Roman" w:eastAsia="Times New Roman" w:hAnsi="Times New Roman" w:cs="Times New Roman"/>
-          <w:sz w:val="24"/>
-          <w:szCs w:val="24"/>
-          <w:lang w:val="en-US"/>
-        </w:rPr>
-        <w:t>cyberattacks</w:t>
-      </w:r>
-      <w:proofErr w:type="spellEnd"/>
-      <w:r>
-        <w:rPr>
-          <w:rFonts w:ascii="Times New Roman" w:eastAsia="Times New Roman" w:hAnsi="Times New Roman" w:cs="Times New Roman"/>
-          <w:sz w:val="24"/>
-          <w:szCs w:val="24"/>
-          <w:lang w:val="en-US"/>
-        </w:rPr>
-        <w:t xml:space="preserve"> to determine whether identified vulnerabilities can be exploited by attackers.</w:t>
-      </w:r>
-    </w:p>
-    <w:p>
-      <w:pPr>
-        <w:spacing w:before="100" w:beforeAutospacing="1" w:after="100" w:afterAutospacing="1" w:line="240" w:lineRule="auto"/>
-        <w:rPr>
-          <w:rFonts w:ascii="Times New Roman" w:eastAsia="Times New Roman" w:hAnsi="Times New Roman" w:cs="Times New Roman"/>
-          <w:sz w:val="24"/>
-          <w:szCs w:val="24"/>
-          <w:lang w:val="en-US"/>
-        </w:rPr>
-      </w:pPr>
-      <w:r>
-        <w:rPr>
-          <w:rFonts w:ascii="Times New Roman" w:eastAsia="Times New Roman" w:hAnsi="Times New Roman" w:cs="Times New Roman"/>
-          <w:sz w:val="24"/>
-          <w:szCs w:val="24"/>
-          <w:lang w:val="en-US"/>
-        </w:rPr>
-        <w:t xml:space="preserve">Together, these assessments provide organizations with actionable insights to improve their </w:t>
-      </w:r>
-      <w:proofErr w:type="spellStart"/>
-      <w:r>
-        <w:rPr>
-          <w:rFonts w:ascii="Times New Roman" w:eastAsia="Times New Roman" w:hAnsi="Times New Roman" w:cs="Times New Roman"/>
-          <w:sz w:val="24"/>
-          <w:szCs w:val="24"/>
-          <w:lang w:val="en-US"/>
-        </w:rPr>
-        <w:t>cybersecurity</w:t>
-      </w:r>
-      <w:proofErr w:type="spellEnd"/>
-      <w:r>
-        <w:rPr>
-          <w:rFonts w:ascii="Times New Roman" w:eastAsia="Times New Roman" w:hAnsi="Times New Roman" w:cs="Times New Roman"/>
-          <w:sz w:val="24"/>
-          <w:szCs w:val="24"/>
-          <w:lang w:val="en-US"/>
-        </w:rPr>
-        <w:t xml:space="preserve"> defenses and reduce the likelihood of security incidents.</w:t>
-      </w:r>
-    </w:p>
-    <w:p>
-      <w:pPr>
-        <w:spacing w:before="100" w:beforeAutospacing="1" w:after="100" w:afterAutospacing="1" w:line="240" w:lineRule="auto"/>
-        <w:outlineLvl w:val="1"/>
-        <w:rPr>
-          <w:rFonts w:ascii="Times New Roman" w:eastAsia="Times New Roman" w:hAnsi="Times New Roman" w:cs="Times New Roman"/>
-          <w:b/>
-          <w:bCs/>
-          <w:sz w:val="36"/>
-          <w:szCs w:val="36"/>
-          <w:lang w:val="en-US"/>
-        </w:rPr>
-      </w:pPr>
-      <w:r>
-        <w:rPr>
-          <w:rFonts w:ascii="Times New Roman" w:eastAsia="Times New Roman" w:hAnsi="Times New Roman" w:cs="Times New Roman"/>
-          <w:b/>
-          <w:bCs/>
-          <w:sz w:val="36"/>
-          <w:szCs w:val="36"/>
-          <w:lang w:val="en-US"/>
-        </w:rPr>
-        <w:t>Why is VAPT Certification Important in Algeria?</w:t>
-      </w:r>
-    </w:p>
-    <w:p>
-      <w:pPr>
-        <w:spacing w:before="100" w:beforeAutospacing="1" w:after="100" w:afterAutospacing="1" w:line="240" w:lineRule="auto"/>
-        <w:rPr>
-          <w:rFonts w:ascii="Times New Roman" w:eastAsia="Times New Roman" w:hAnsi="Times New Roman" w:cs="Times New Roman"/>
-          <w:sz w:val="24"/>
-          <w:szCs w:val="24"/>
-          <w:lang w:val="en-US"/>
-        </w:rPr>
-      </w:pPr>
-      <w:r>
-        <w:rPr>
-          <w:rFonts w:ascii="Times New Roman" w:eastAsia="Times New Roman" w:hAnsi="Times New Roman" w:cs="Times New Roman"/>
-          <w:sz w:val="24"/>
-          <w:szCs w:val="24"/>
-          <w:lang w:val="en-US"/>
-        </w:rPr>
-        <w:t>As Algerian organizations increasingly rely on cloud computing, online services, and digital payment systems, cyber risks continue to grow. Regular VAPT assessments help businesses proactively detect vulnerabilities before they become serious security breaches.</w:t>
-      </w:r>
-    </w:p>
-    <w:p>
-      <w:pPr>
-        <w:spacing w:before="100" w:beforeAutospacing="1" w:after="100" w:afterAutospacing="1" w:line="240" w:lineRule="auto"/>
-        <w:rPr>
-          <w:rFonts w:ascii="Times New Roman" w:eastAsia="Times New Roman" w:hAnsi="Times New Roman" w:cs="Times New Roman"/>
-          <w:sz w:val="24"/>
-          <w:szCs w:val="24"/>
-          <w:lang w:val="en-US"/>
-        </w:rPr>
-      </w:pPr>
-      <w:r>
-        <w:rPr>
-          <w:rFonts w:ascii="Times New Roman" w:eastAsia="Times New Roman" w:hAnsi="Times New Roman" w:cs="Times New Roman"/>
-          <w:sz w:val="24"/>
-          <w:szCs w:val="24"/>
-          <w:lang w:val="en-US"/>
-        </w:rPr>
-        <w:t>Key reasons to implement VAPT include:</w:t>
-      </w:r>
-    </w:p>
-    <w:p>
-      <w:pPr>
+        <w:spacing w:before="0" w:beforeAutospacing="0" w:after="0" w:afterAutospacing="0"/>
+        <w:textAlignment w:val="baseline"/>
+        <w:rPr>
+          <w:rFonts w:ascii="Arial" w:hAnsi="Arial" w:cs="Arial"/>
+          <w:color w:val="000000"/>
+          <w:sz w:val="22"/>
+          <w:szCs w:val="22"/>
+        </w:rPr>
+      </w:pPr>
+      <w:r>
+        <w:rPr>
+          <w:rFonts w:ascii="Arial" w:hAnsi="Arial" w:cs="Arial"/>
+          <w:color w:val="000000"/>
+          <w:sz w:val="22"/>
+          <w:szCs w:val="22"/>
+        </w:rPr>
+        <w:t>Recognition through a GFSI-recognized certification scheme.</w:t>
+      </w:r>
+    </w:p>
+    <w:p>
+      <w:pPr>
+        <w:pStyle w:val="NormalWeb"/>
         <w:numPr>
           <w:ilvl w:val="0"/>
-          <w:numId w:val="7"/>
+          <w:numId w:val="17"/>
         </w:numPr>
-        <w:spacing w:before="100" w:beforeAutospacing="1" w:after="100" w:afterAutospacing="1" w:line="240" w:lineRule="auto"/>
-        <w:rPr>
-          <w:rFonts w:ascii="Times New Roman" w:eastAsia="Times New Roman" w:hAnsi="Times New Roman" w:cs="Times New Roman"/>
-          <w:sz w:val="24"/>
-          <w:szCs w:val="24"/>
-          <w:lang w:val="en-US"/>
-        </w:rPr>
-      </w:pPr>
-      <w:r>
-        <w:rPr>
-          <w:rFonts w:ascii="Times New Roman" w:eastAsia="Times New Roman" w:hAnsi="Times New Roman" w:cs="Times New Roman"/>
-          <w:sz w:val="24"/>
-          <w:szCs w:val="24"/>
-          <w:lang w:val="en-US"/>
-        </w:rPr>
-        <w:t>Identify vulnerabilities before hackers exploit them.</w:t>
-      </w:r>
-    </w:p>
-    <w:p>
-      <w:pPr>
+        <w:spacing w:before="0" w:beforeAutospacing="0" w:after="0" w:afterAutospacing="0"/>
+        <w:textAlignment w:val="baseline"/>
+        <w:rPr>
+          <w:rFonts w:ascii="Arial" w:hAnsi="Arial" w:cs="Arial"/>
+          <w:color w:val="000000"/>
+          <w:sz w:val="22"/>
+          <w:szCs w:val="22"/>
+        </w:rPr>
+      </w:pPr>
+      <w:r>
+        <w:rPr>
+          <w:rFonts w:ascii="Arial" w:hAnsi="Arial" w:cs="Arial"/>
+          <w:color w:val="000000"/>
+          <w:sz w:val="22"/>
+          <w:szCs w:val="22"/>
+        </w:rPr>
+        <w:t>Better compliance with food safety regulations and customer requirements.</w:t>
+      </w:r>
+    </w:p>
+    <w:p>
+      <w:pPr>
+        <w:pStyle w:val="NormalWeb"/>
         <w:numPr>
           <w:ilvl w:val="0"/>
-          <w:numId w:val="7"/>
+          <w:numId w:val="17"/>
         </w:numPr>
-        <w:spacing w:before="100" w:beforeAutospacing="1" w:after="100" w:afterAutospacing="1" w:line="240" w:lineRule="auto"/>
-        <w:rPr>
-          <w:rFonts w:ascii="Times New Roman" w:eastAsia="Times New Roman" w:hAnsi="Times New Roman" w:cs="Times New Roman"/>
-          <w:sz w:val="24"/>
-          <w:szCs w:val="24"/>
-          <w:lang w:val="en-US"/>
-        </w:rPr>
-      </w:pPr>
-      <w:r>
-        <w:rPr>
-          <w:rFonts w:ascii="Times New Roman" w:eastAsia="Times New Roman" w:hAnsi="Times New Roman" w:cs="Times New Roman"/>
-          <w:sz w:val="24"/>
-          <w:szCs w:val="24"/>
-          <w:lang w:val="en-US"/>
-        </w:rPr>
-        <w:t>Protect sensitive customer and business information.</w:t>
-      </w:r>
-    </w:p>
-    <w:p>
-      <w:pPr>
+        <w:spacing w:before="0" w:beforeAutospacing="0" w:after="0" w:afterAutospacing="0"/>
+        <w:textAlignment w:val="baseline"/>
+        <w:rPr>
+          <w:rFonts w:ascii="Arial" w:hAnsi="Arial" w:cs="Arial"/>
+          <w:color w:val="000000"/>
+          <w:sz w:val="22"/>
+          <w:szCs w:val="22"/>
+        </w:rPr>
+      </w:pPr>
+      <w:r>
+        <w:rPr>
+          <w:rFonts w:ascii="Arial" w:hAnsi="Arial" w:cs="Arial"/>
+          <w:color w:val="000000"/>
+          <w:sz w:val="22"/>
+          <w:szCs w:val="22"/>
+        </w:rPr>
+        <w:t>Enhanced customer confidence and brand reputation.</w:t>
+      </w:r>
+    </w:p>
+    <w:p>
+      <w:pPr>
+        <w:pStyle w:val="NormalWeb"/>
         <w:numPr>
           <w:ilvl w:val="0"/>
-          <w:numId w:val="7"/>
+          <w:numId w:val="17"/>
         </w:numPr>
-        <w:spacing w:before="100" w:beforeAutospacing="1" w:after="100" w:afterAutospacing="1" w:line="240" w:lineRule="auto"/>
-        <w:rPr>
-          <w:rFonts w:ascii="Times New Roman" w:eastAsia="Times New Roman" w:hAnsi="Times New Roman" w:cs="Times New Roman"/>
-          <w:sz w:val="24"/>
-          <w:szCs w:val="24"/>
-          <w:lang w:val="en-US"/>
-        </w:rPr>
-      </w:pPr>
-      <w:r>
-        <w:rPr>
-          <w:rFonts w:ascii="Times New Roman" w:eastAsia="Times New Roman" w:hAnsi="Times New Roman" w:cs="Times New Roman"/>
-          <w:sz w:val="24"/>
-          <w:szCs w:val="24"/>
-          <w:lang w:val="en-US"/>
-        </w:rPr>
-        <w:t xml:space="preserve">Reduce the risk of </w:t>
-      </w:r>
-      <w:proofErr w:type="spellStart"/>
-      <w:r>
-        <w:rPr>
-          <w:rFonts w:ascii="Times New Roman" w:eastAsia="Times New Roman" w:hAnsi="Times New Roman" w:cs="Times New Roman"/>
-          <w:sz w:val="24"/>
-          <w:szCs w:val="24"/>
-          <w:lang w:val="en-US"/>
-        </w:rPr>
-        <w:t>cyberattacks</w:t>
-      </w:r>
-      <w:proofErr w:type="spellEnd"/>
-      <w:r>
-        <w:rPr>
-          <w:rFonts w:ascii="Times New Roman" w:eastAsia="Times New Roman" w:hAnsi="Times New Roman" w:cs="Times New Roman"/>
-          <w:sz w:val="24"/>
-          <w:szCs w:val="24"/>
-          <w:lang w:val="en-US"/>
-        </w:rPr>
-        <w:t xml:space="preserve"> and data breaches.</w:t>
-      </w:r>
-    </w:p>
-    <w:p>
-      <w:pPr>
+        <w:spacing w:before="0" w:beforeAutospacing="0" w:after="0" w:afterAutospacing="0"/>
+        <w:textAlignment w:val="baseline"/>
+        <w:rPr>
+          <w:rFonts w:ascii="Arial" w:hAnsi="Arial" w:cs="Arial"/>
+          <w:color w:val="000000"/>
+          <w:sz w:val="22"/>
+          <w:szCs w:val="22"/>
+        </w:rPr>
+      </w:pPr>
+      <w:r>
+        <w:rPr>
+          <w:rFonts w:ascii="Arial" w:hAnsi="Arial" w:cs="Arial"/>
+          <w:color w:val="000000"/>
+          <w:sz w:val="22"/>
+          <w:szCs w:val="22"/>
+        </w:rPr>
+        <w:t>Effective identification and control of food safety hazards.</w:t>
+      </w:r>
+    </w:p>
+    <w:p>
+      <w:pPr>
+        <w:pStyle w:val="NormalWeb"/>
         <w:numPr>
           <w:ilvl w:val="0"/>
-          <w:numId w:val="7"/>
+          <w:numId w:val="17"/>
         </w:numPr>
-        <w:spacing w:before="100" w:beforeAutospacing="1" w:after="100" w:afterAutospacing="1" w:line="240" w:lineRule="auto"/>
-        <w:rPr>
-          <w:rFonts w:ascii="Times New Roman" w:eastAsia="Times New Roman" w:hAnsi="Times New Roman" w:cs="Times New Roman"/>
-          <w:sz w:val="24"/>
-          <w:szCs w:val="24"/>
-          <w:lang w:val="en-US"/>
-        </w:rPr>
-      </w:pPr>
-      <w:r>
-        <w:rPr>
-          <w:rFonts w:ascii="Times New Roman" w:eastAsia="Times New Roman" w:hAnsi="Times New Roman" w:cs="Times New Roman"/>
-          <w:sz w:val="24"/>
-          <w:szCs w:val="24"/>
-          <w:lang w:val="en-US"/>
-        </w:rPr>
-        <w:t xml:space="preserve">Improve compliance with </w:t>
-      </w:r>
-      <w:proofErr w:type="spellStart"/>
-      <w:r>
-        <w:rPr>
-          <w:rFonts w:ascii="Times New Roman" w:eastAsia="Times New Roman" w:hAnsi="Times New Roman" w:cs="Times New Roman"/>
-          <w:sz w:val="24"/>
-          <w:szCs w:val="24"/>
-          <w:lang w:val="en-US"/>
-        </w:rPr>
-        <w:t>cybersecurity</w:t>
-      </w:r>
-      <w:proofErr w:type="spellEnd"/>
-      <w:r>
-        <w:rPr>
-          <w:rFonts w:ascii="Times New Roman" w:eastAsia="Times New Roman" w:hAnsi="Times New Roman" w:cs="Times New Roman"/>
-          <w:sz w:val="24"/>
-          <w:szCs w:val="24"/>
-          <w:lang w:val="en-US"/>
-        </w:rPr>
-        <w:t xml:space="preserve"> and regulatory requirements.</w:t>
-      </w:r>
-    </w:p>
-    <w:p>
-      <w:pPr>
+        <w:spacing w:before="0" w:beforeAutospacing="0" w:after="0" w:afterAutospacing="0"/>
+        <w:textAlignment w:val="baseline"/>
+        <w:rPr>
+          <w:rFonts w:ascii="Arial" w:hAnsi="Arial" w:cs="Arial"/>
+          <w:color w:val="000000"/>
+          <w:sz w:val="22"/>
+          <w:szCs w:val="22"/>
+        </w:rPr>
+      </w:pPr>
+      <w:r>
+        <w:rPr>
+          <w:rFonts w:ascii="Arial" w:hAnsi="Arial" w:cs="Arial"/>
+          <w:color w:val="000000"/>
+          <w:sz w:val="22"/>
+          <w:szCs w:val="22"/>
+        </w:rPr>
+        <w:t>Reduced risk of product recalls and contamination incidents.</w:t>
+      </w:r>
+    </w:p>
+    <w:p>
+      <w:pPr>
+        <w:pStyle w:val="NormalWeb"/>
         <w:numPr>
           <w:ilvl w:val="0"/>
-          <w:numId w:val="7"/>
+          <w:numId w:val="17"/>
         </w:numPr>
-        <w:spacing w:before="100" w:beforeAutospacing="1" w:after="100" w:afterAutospacing="1" w:line="240" w:lineRule="auto"/>
-        <w:rPr>
-          <w:rFonts w:ascii="Times New Roman" w:eastAsia="Times New Roman" w:hAnsi="Times New Roman" w:cs="Times New Roman"/>
-          <w:sz w:val="24"/>
-          <w:szCs w:val="24"/>
-          <w:lang w:val="en-US"/>
-        </w:rPr>
-      </w:pPr>
-      <w:r>
-        <w:rPr>
-          <w:rFonts w:ascii="Times New Roman" w:eastAsia="Times New Roman" w:hAnsi="Times New Roman" w:cs="Times New Roman"/>
-          <w:sz w:val="24"/>
-          <w:szCs w:val="24"/>
-          <w:lang w:val="en-US"/>
-        </w:rPr>
-        <w:t>Strengthen customer trust and business credibility.</w:t>
-      </w:r>
-    </w:p>
-    <w:p>
-      <w:pPr>
+        <w:spacing w:before="0" w:beforeAutospacing="0" w:after="0" w:afterAutospacing="0"/>
+        <w:textAlignment w:val="baseline"/>
+        <w:rPr>
+          <w:rFonts w:ascii="Arial" w:hAnsi="Arial" w:cs="Arial"/>
+          <w:color w:val="000000"/>
+          <w:sz w:val="22"/>
+          <w:szCs w:val="22"/>
+        </w:rPr>
+      </w:pPr>
+      <w:r>
+        <w:rPr>
+          <w:rFonts w:ascii="Arial" w:hAnsi="Arial" w:cs="Arial"/>
+          <w:color w:val="000000"/>
+          <w:sz w:val="22"/>
+          <w:szCs w:val="22"/>
+        </w:rPr>
+        <w:t>Improved operational efficiency and process consistency.</w:t>
+      </w:r>
+    </w:p>
+    <w:p>
+      <w:pPr>
+        <w:pStyle w:val="NormalWeb"/>
         <w:numPr>
           <w:ilvl w:val="0"/>
-          <w:numId w:val="7"/>
+          <w:numId w:val="17"/>
         </w:numPr>
-        <w:spacing w:before="100" w:beforeAutospacing="1" w:after="100" w:afterAutospacing="1" w:line="240" w:lineRule="auto"/>
-        <w:rPr>
-          <w:rFonts w:ascii="Times New Roman" w:eastAsia="Times New Roman" w:hAnsi="Times New Roman" w:cs="Times New Roman"/>
-          <w:sz w:val="24"/>
-          <w:szCs w:val="24"/>
-          <w:lang w:val="en-US"/>
-        </w:rPr>
-      </w:pPr>
-      <w:r>
-        <w:rPr>
-          <w:rFonts w:ascii="Times New Roman" w:eastAsia="Times New Roman" w:hAnsi="Times New Roman" w:cs="Times New Roman"/>
-          <w:sz w:val="24"/>
-          <w:szCs w:val="24"/>
-          <w:lang w:val="en-US"/>
-        </w:rPr>
-        <w:t>Support business continuity and operational resilience.</w:t>
-      </w:r>
-    </w:p>
-    <w:p>
-      <w:pPr>
-        <w:spacing w:before="100" w:beforeAutospacing="1" w:after="100" w:afterAutospacing="1" w:line="240" w:lineRule="auto"/>
-        <w:outlineLvl w:val="1"/>
-        <w:rPr>
-          <w:rFonts w:ascii="Times New Roman" w:eastAsia="Times New Roman" w:hAnsi="Times New Roman" w:cs="Times New Roman"/>
-          <w:b/>
-          <w:bCs/>
-          <w:sz w:val="36"/>
-          <w:szCs w:val="36"/>
-          <w:lang w:val="en-US"/>
-        </w:rPr>
-      </w:pPr>
-      <w:r>
-        <w:rPr>
-          <w:rFonts w:ascii="Times New Roman" w:eastAsia="Times New Roman" w:hAnsi="Times New Roman" w:cs="Times New Roman"/>
-          <w:b/>
-          <w:bCs/>
-          <w:sz w:val="36"/>
-          <w:szCs w:val="36"/>
-          <w:lang w:val="en-US"/>
-        </w:rPr>
-        <w:t>Organizations That Benefit from VAPT Certification</w:t>
-      </w:r>
-    </w:p>
-    <w:p>
-      <w:pPr>
-        <w:spacing w:before="100" w:beforeAutospacing="1" w:after="100" w:afterAutospacing="1" w:line="240" w:lineRule="auto"/>
-        <w:rPr>
-          <w:rFonts w:ascii="Times New Roman" w:eastAsia="Times New Roman" w:hAnsi="Times New Roman" w:cs="Times New Roman"/>
-          <w:sz w:val="24"/>
-          <w:szCs w:val="24"/>
-          <w:lang w:val="en-US"/>
-        </w:rPr>
-      </w:pPr>
-      <w:r>
-        <w:rPr>
-          <w:rFonts w:ascii="Times New Roman" w:eastAsia="Times New Roman" w:hAnsi="Times New Roman" w:cs="Times New Roman"/>
-          <w:sz w:val="24"/>
-          <w:szCs w:val="24"/>
-          <w:lang w:val="en-US"/>
+        <w:spacing w:before="0" w:beforeAutospacing="0" w:after="0" w:afterAutospacing="0"/>
+        <w:textAlignment w:val="baseline"/>
+        <w:rPr>
+          <w:rFonts w:ascii="Arial" w:hAnsi="Arial" w:cs="Arial"/>
+          <w:color w:val="000000"/>
+          <w:sz w:val="22"/>
+          <w:szCs w:val="22"/>
+        </w:rPr>
+      </w:pPr>
+      <w:r>
+        <w:rPr>
+          <w:rFonts w:ascii="Arial" w:hAnsi="Arial" w:cs="Arial"/>
+          <w:color w:val="000000"/>
+          <w:sz w:val="22"/>
+          <w:szCs w:val="22"/>
         </w:rPr>
         <w:lastRenderedPageBreak/>
-        <w:t>VAPT is beneficial for organizations across various industries, including:</w:t>
-      </w:r>
-    </w:p>
-    <w:p>
-      <w:pPr>
+        <w:t>Greater opportunities for exports and international business partnerships.</w:t>
+      </w:r>
+    </w:p>
+    <w:p>
+      <w:pPr>
+        <w:pStyle w:val="NormalWeb"/>
         <w:numPr>
           <w:ilvl w:val="0"/>
-          <w:numId w:val="8"/>
+          <w:numId w:val="17"/>
         </w:numPr>
-        <w:spacing w:before="100" w:beforeAutospacing="1" w:after="100" w:afterAutospacing="1" w:line="240" w:lineRule="auto"/>
-        <w:rPr>
-          <w:rFonts w:ascii="Times New Roman" w:eastAsia="Times New Roman" w:hAnsi="Times New Roman" w:cs="Times New Roman"/>
-          <w:sz w:val="24"/>
-          <w:szCs w:val="24"/>
-          <w:lang w:val="en-US"/>
-        </w:rPr>
-      </w:pPr>
-      <w:r>
-        <w:rPr>
-          <w:rFonts w:ascii="Times New Roman" w:eastAsia="Times New Roman" w:hAnsi="Times New Roman" w:cs="Times New Roman"/>
-          <w:sz w:val="24"/>
-          <w:szCs w:val="24"/>
-          <w:lang w:val="en-US"/>
-        </w:rPr>
-        <w:t>Banking and financial institutions</w:t>
-      </w:r>
-    </w:p>
-    <w:p>
-      <w:pPr>
+        <w:spacing w:before="0" w:beforeAutospacing="0" w:after="0" w:afterAutospacing="0"/>
+        <w:textAlignment w:val="baseline"/>
+        <w:rPr>
+          <w:rFonts w:ascii="Arial" w:hAnsi="Arial" w:cs="Arial"/>
+          <w:color w:val="000000"/>
+          <w:sz w:val="22"/>
+          <w:szCs w:val="22"/>
+        </w:rPr>
+      </w:pPr>
+      <w:r>
+        <w:rPr>
+          <w:rFonts w:ascii="Arial" w:hAnsi="Arial" w:cs="Arial"/>
+          <w:color w:val="000000"/>
+          <w:sz w:val="22"/>
+          <w:szCs w:val="22"/>
+        </w:rPr>
+        <w:t>Stronger supplier and supply chain management.</w:t>
+      </w:r>
+    </w:p>
+    <w:p>
+      <w:pPr>
+        <w:pStyle w:val="NormalWeb"/>
         <w:numPr>
           <w:ilvl w:val="0"/>
-          <w:numId w:val="8"/>
+          <w:numId w:val="17"/>
         </w:numPr>
-        <w:spacing w:before="100" w:beforeAutospacing="1" w:after="100" w:afterAutospacing="1" w:line="240" w:lineRule="auto"/>
-        <w:rPr>
-          <w:rFonts w:ascii="Times New Roman" w:eastAsia="Times New Roman" w:hAnsi="Times New Roman" w:cs="Times New Roman"/>
-          <w:sz w:val="24"/>
-          <w:szCs w:val="24"/>
-          <w:lang w:val="en-US"/>
-        </w:rPr>
-      </w:pPr>
-      <w:r>
-        <w:rPr>
-          <w:rFonts w:ascii="Times New Roman" w:eastAsia="Times New Roman" w:hAnsi="Times New Roman" w:cs="Times New Roman"/>
-          <w:sz w:val="24"/>
-          <w:szCs w:val="24"/>
-          <w:lang w:val="en-US"/>
-        </w:rPr>
-        <w:t>Government agencies</w:t>
-      </w:r>
-    </w:p>
-    <w:p>
-      <w:pPr>
+        <w:spacing w:before="0" w:beforeAutospacing="0" w:after="240" w:afterAutospacing="0"/>
+        <w:textAlignment w:val="baseline"/>
+        <w:rPr>
+          <w:rFonts w:ascii="Arial" w:hAnsi="Arial" w:cs="Arial"/>
+          <w:color w:val="000000"/>
+          <w:sz w:val="22"/>
+          <w:szCs w:val="22"/>
+        </w:rPr>
+      </w:pPr>
+      <w:r>
+        <w:rPr>
+          <w:rFonts w:ascii="Arial" w:hAnsi="Arial" w:cs="Arial"/>
+          <w:color w:val="000000"/>
+          <w:sz w:val="22"/>
+          <w:szCs w:val="22"/>
+        </w:rPr>
+        <w:t>A culture of continual improvement in food safety performance.</w:t>
+      </w:r>
+    </w:p>
+    <w:p>
+      <w:pPr>
+        <w:pStyle w:val="NormalWeb"/>
+        <w:spacing w:before="240" w:beforeAutospacing="0" w:after="240" w:afterAutospacing="0"/>
+      </w:pPr>
+      <w:r>
+        <w:rPr>
+          <w:rFonts w:ascii="Arial" w:hAnsi="Arial" w:cs="Arial"/>
+          <w:color w:val="000000"/>
+          <w:sz w:val="22"/>
+          <w:szCs w:val="22"/>
+        </w:rPr>
+        <w:t>These benefits help organizations strengthen food safety while improving their position in competitive markets.</w:t>
+      </w:r>
+    </w:p>
+    <w:p>
+      <w:pPr>
+        <w:pStyle w:val="Heading2"/>
+        <w:spacing w:before="360" w:beforeAutospacing="0" w:after="80" w:afterAutospacing="0"/>
+      </w:pPr>
+      <w:r>
+        <w:rPr>
+          <w:rFonts w:ascii="Arial" w:hAnsi="Arial" w:cs="Arial"/>
+          <w:color w:val="000000"/>
+          <w:sz w:val="34"/>
+          <w:szCs w:val="34"/>
+        </w:rPr>
+        <w:t>FSSC 22000 Certification Process</w:t>
+      </w:r>
+    </w:p>
+    <w:p>
+      <w:pPr>
+        <w:pStyle w:val="NormalWeb"/>
+        <w:spacing w:before="240" w:beforeAutospacing="0" w:after="240" w:afterAutospacing="0"/>
+      </w:pPr>
+      <w:r>
+        <w:rPr>
+          <w:rFonts w:ascii="Arial" w:hAnsi="Arial" w:cs="Arial"/>
+          <w:color w:val="000000"/>
+          <w:sz w:val="22"/>
+          <w:szCs w:val="22"/>
+        </w:rPr>
+        <w:t>The certification process generally includes the following steps:</w:t>
+      </w:r>
+    </w:p>
+    <w:p>
+      <w:pPr>
+        <w:pStyle w:val="NormalWeb"/>
         <w:numPr>
           <w:ilvl w:val="0"/>
-          <w:numId w:val="8"/>
+          <w:numId w:val="18"/>
         </w:numPr>
-        <w:spacing w:before="100" w:beforeAutospacing="1" w:after="100" w:afterAutospacing="1" w:line="240" w:lineRule="auto"/>
-        <w:rPr>
-          <w:rFonts w:ascii="Times New Roman" w:eastAsia="Times New Roman" w:hAnsi="Times New Roman" w:cs="Times New Roman"/>
-          <w:sz w:val="24"/>
-          <w:szCs w:val="24"/>
-          <w:lang w:val="en-US"/>
-        </w:rPr>
-      </w:pPr>
-      <w:r>
-        <w:rPr>
-          <w:rFonts w:ascii="Times New Roman" w:eastAsia="Times New Roman" w:hAnsi="Times New Roman" w:cs="Times New Roman"/>
-          <w:sz w:val="24"/>
-          <w:szCs w:val="24"/>
-          <w:lang w:val="en-US"/>
-        </w:rPr>
-        <w:t>Healthcare providers</w:t>
-      </w:r>
-    </w:p>
-    <w:p>
-      <w:pPr>
+        <w:spacing w:before="240" w:beforeAutospacing="0" w:after="0" w:afterAutospacing="0"/>
+        <w:textAlignment w:val="baseline"/>
+        <w:rPr>
+          <w:rFonts w:ascii="Arial" w:hAnsi="Arial" w:cs="Arial"/>
+          <w:color w:val="000000"/>
+          <w:sz w:val="22"/>
+          <w:szCs w:val="22"/>
+        </w:rPr>
+      </w:pPr>
+      <w:r>
+        <w:rPr>
+          <w:rFonts w:ascii="Arial" w:hAnsi="Arial" w:cs="Arial"/>
+          <w:color w:val="000000"/>
+          <w:sz w:val="22"/>
+          <w:szCs w:val="22"/>
+        </w:rPr>
+        <w:t>Conduct a gap analysis to evaluate current food safety practices.</w:t>
+      </w:r>
+    </w:p>
+    <w:p>
+      <w:pPr>
+        <w:pStyle w:val="NormalWeb"/>
         <w:numPr>
           <w:ilvl w:val="0"/>
-          <w:numId w:val="8"/>
+          <w:numId w:val="18"/>
         </w:numPr>
-        <w:spacing w:before="100" w:beforeAutospacing="1" w:after="100" w:afterAutospacing="1" w:line="240" w:lineRule="auto"/>
-        <w:rPr>
-          <w:rFonts w:ascii="Times New Roman" w:eastAsia="Times New Roman" w:hAnsi="Times New Roman" w:cs="Times New Roman"/>
-          <w:sz w:val="24"/>
-          <w:szCs w:val="24"/>
-          <w:lang w:val="en-US"/>
-        </w:rPr>
-      </w:pPr>
-      <w:r>
-        <w:rPr>
-          <w:rFonts w:ascii="Times New Roman" w:eastAsia="Times New Roman" w:hAnsi="Times New Roman" w:cs="Times New Roman"/>
-          <w:sz w:val="24"/>
-          <w:szCs w:val="24"/>
-          <w:lang w:val="en-US"/>
-        </w:rPr>
-        <w:t>E-commerce companies</w:t>
-      </w:r>
-    </w:p>
-    <w:p>
-      <w:pPr>
+        <w:spacing w:before="0" w:beforeAutospacing="0" w:after="0" w:afterAutospacing="0"/>
+        <w:textAlignment w:val="baseline"/>
+        <w:rPr>
+          <w:rFonts w:ascii="Arial" w:hAnsi="Arial" w:cs="Arial"/>
+          <w:color w:val="000000"/>
+          <w:sz w:val="22"/>
+          <w:szCs w:val="22"/>
+        </w:rPr>
+      </w:pPr>
+      <w:r>
+        <w:rPr>
+          <w:rFonts w:ascii="Arial" w:hAnsi="Arial" w:cs="Arial"/>
+          <w:color w:val="000000"/>
+          <w:sz w:val="22"/>
+          <w:szCs w:val="22"/>
+        </w:rPr>
+        <w:t>Develop and implement a Food Safety Management System based on ISO 22000 and applicable prerequisite programs.</w:t>
+      </w:r>
+    </w:p>
+    <w:p>
+      <w:pPr>
+        <w:pStyle w:val="NormalWeb"/>
         <w:numPr>
           <w:ilvl w:val="0"/>
-          <w:numId w:val="8"/>
+          <w:numId w:val="18"/>
         </w:numPr>
-        <w:spacing w:before="100" w:beforeAutospacing="1" w:after="100" w:afterAutospacing="1" w:line="240" w:lineRule="auto"/>
-        <w:rPr>
-          <w:rFonts w:ascii="Times New Roman" w:eastAsia="Times New Roman" w:hAnsi="Times New Roman" w:cs="Times New Roman"/>
-          <w:sz w:val="24"/>
-          <w:szCs w:val="24"/>
-          <w:lang w:val="en-US"/>
-        </w:rPr>
-      </w:pPr>
-      <w:r>
-        <w:rPr>
-          <w:rFonts w:ascii="Times New Roman" w:eastAsia="Times New Roman" w:hAnsi="Times New Roman" w:cs="Times New Roman"/>
-          <w:sz w:val="24"/>
-          <w:szCs w:val="24"/>
-          <w:lang w:val="en-US"/>
-        </w:rPr>
-        <w:t>Manufacturing industries</w:t>
-      </w:r>
-    </w:p>
-    <w:p>
-      <w:pPr>
+        <w:spacing w:before="0" w:beforeAutospacing="0" w:after="0" w:afterAutospacing="0"/>
+        <w:textAlignment w:val="baseline"/>
+        <w:rPr>
+          <w:rFonts w:ascii="Arial" w:hAnsi="Arial" w:cs="Arial"/>
+          <w:color w:val="000000"/>
+          <w:sz w:val="22"/>
+          <w:szCs w:val="22"/>
+        </w:rPr>
+      </w:pPr>
+      <w:r>
+        <w:rPr>
+          <w:rFonts w:ascii="Arial" w:hAnsi="Arial" w:cs="Arial"/>
+          <w:color w:val="000000"/>
+          <w:sz w:val="22"/>
+          <w:szCs w:val="22"/>
+        </w:rPr>
+        <w:t>Identify food safety hazards and establish effective control measures.</w:t>
+      </w:r>
+    </w:p>
+    <w:p>
+      <w:pPr>
+        <w:pStyle w:val="NormalWeb"/>
         <w:numPr>
           <w:ilvl w:val="0"/>
-          <w:numId w:val="8"/>
+          <w:numId w:val="18"/>
         </w:numPr>
-        <w:spacing w:before="100" w:beforeAutospacing="1" w:after="100" w:afterAutospacing="1" w:line="240" w:lineRule="auto"/>
-        <w:rPr>
-          <w:rFonts w:ascii="Times New Roman" w:eastAsia="Times New Roman" w:hAnsi="Times New Roman" w:cs="Times New Roman"/>
-          <w:sz w:val="24"/>
-          <w:szCs w:val="24"/>
-          <w:lang w:val="en-US"/>
-        </w:rPr>
-      </w:pPr>
-      <w:r>
-        <w:rPr>
-          <w:rFonts w:ascii="Times New Roman" w:eastAsia="Times New Roman" w:hAnsi="Times New Roman" w:cs="Times New Roman"/>
-          <w:sz w:val="24"/>
-          <w:szCs w:val="24"/>
-          <w:lang w:val="en-US"/>
-        </w:rPr>
-        <w:t>Educational institutions</w:t>
-      </w:r>
-    </w:p>
-    <w:p>
-      <w:pPr>
+        <w:spacing w:before="0" w:beforeAutospacing="0" w:after="0" w:afterAutospacing="0"/>
+        <w:textAlignment w:val="baseline"/>
+        <w:rPr>
+          <w:rFonts w:ascii="Arial" w:hAnsi="Arial" w:cs="Arial"/>
+          <w:color w:val="000000"/>
+          <w:sz w:val="22"/>
+          <w:szCs w:val="22"/>
+        </w:rPr>
+      </w:pPr>
+      <w:r>
+        <w:rPr>
+          <w:rFonts w:ascii="Arial" w:hAnsi="Arial" w:cs="Arial"/>
+          <w:color w:val="000000"/>
+          <w:sz w:val="22"/>
+          <w:szCs w:val="22"/>
+        </w:rPr>
+        <w:t>Prepare required documentation, policies, and procedures.</w:t>
+      </w:r>
+    </w:p>
+    <w:p>
+      <w:pPr>
+        <w:pStyle w:val="NormalWeb"/>
         <w:numPr>
           <w:ilvl w:val="0"/>
-          <w:numId w:val="8"/>
+          <w:numId w:val="18"/>
         </w:numPr>
-        <w:spacing w:before="100" w:beforeAutospacing="1" w:after="100" w:afterAutospacing="1" w:line="240" w:lineRule="auto"/>
-        <w:rPr>
-          <w:rFonts w:ascii="Times New Roman" w:eastAsia="Times New Roman" w:hAnsi="Times New Roman" w:cs="Times New Roman"/>
-          <w:sz w:val="24"/>
-          <w:szCs w:val="24"/>
-          <w:lang w:val="en-US"/>
-        </w:rPr>
-      </w:pPr>
-      <w:r>
-        <w:rPr>
-          <w:rFonts w:ascii="Times New Roman" w:eastAsia="Times New Roman" w:hAnsi="Times New Roman" w:cs="Times New Roman"/>
-          <w:sz w:val="24"/>
-          <w:szCs w:val="24"/>
-          <w:lang w:val="en-US"/>
-        </w:rPr>
-        <w:t>Telecommunications providers</w:t>
-      </w:r>
-    </w:p>
-    <w:p>
-      <w:pPr>
+        <w:spacing w:before="0" w:beforeAutospacing="0" w:after="0" w:afterAutospacing="0"/>
+        <w:textAlignment w:val="baseline"/>
+        <w:rPr>
+          <w:rFonts w:ascii="Arial" w:hAnsi="Arial" w:cs="Arial"/>
+          <w:color w:val="000000"/>
+          <w:sz w:val="22"/>
+          <w:szCs w:val="22"/>
+        </w:rPr>
+      </w:pPr>
+      <w:r>
+        <w:rPr>
+          <w:rFonts w:ascii="Arial" w:hAnsi="Arial" w:cs="Arial"/>
+          <w:color w:val="000000"/>
+          <w:sz w:val="22"/>
+          <w:szCs w:val="22"/>
+        </w:rPr>
+        <w:t>Train employees on food safety responsibilities and best practices.</w:t>
+      </w:r>
+    </w:p>
+    <w:p>
+      <w:pPr>
+        <w:pStyle w:val="NormalWeb"/>
         <w:numPr>
           <w:ilvl w:val="0"/>
-          <w:numId w:val="8"/>
+          <w:numId w:val="18"/>
         </w:numPr>
-        <w:spacing w:before="100" w:beforeAutospacing="1" w:after="100" w:afterAutospacing="1" w:line="240" w:lineRule="auto"/>
-        <w:rPr>
-          <w:rFonts w:ascii="Times New Roman" w:eastAsia="Times New Roman" w:hAnsi="Times New Roman" w:cs="Times New Roman"/>
-          <w:sz w:val="24"/>
-          <w:szCs w:val="24"/>
-          <w:lang w:val="en-US"/>
-        </w:rPr>
-      </w:pPr>
-      <w:r>
-        <w:rPr>
-          <w:rFonts w:ascii="Times New Roman" w:eastAsia="Times New Roman" w:hAnsi="Times New Roman" w:cs="Times New Roman"/>
-          <w:sz w:val="24"/>
-          <w:szCs w:val="24"/>
-          <w:lang w:val="en-US"/>
-        </w:rPr>
-        <w:t>Cloud service providers</w:t>
-      </w:r>
-    </w:p>
-    <w:p>
-      <w:pPr>
+        <w:spacing w:before="0" w:beforeAutospacing="0" w:after="0" w:afterAutospacing="0"/>
+        <w:textAlignment w:val="baseline"/>
+        <w:rPr>
+          <w:rFonts w:ascii="Arial" w:hAnsi="Arial" w:cs="Arial"/>
+          <w:color w:val="000000"/>
+          <w:sz w:val="22"/>
+          <w:szCs w:val="22"/>
+        </w:rPr>
+      </w:pPr>
+      <w:r>
+        <w:rPr>
+          <w:rFonts w:ascii="Arial" w:hAnsi="Arial" w:cs="Arial"/>
+          <w:color w:val="000000"/>
+          <w:sz w:val="22"/>
+          <w:szCs w:val="22"/>
+        </w:rPr>
+        <w:t>Conduct internal audits and management reviews.</w:t>
+      </w:r>
+    </w:p>
+    <w:p>
+      <w:pPr>
+        <w:pStyle w:val="NormalWeb"/>
         <w:numPr>
           <w:ilvl w:val="0"/>
-          <w:numId w:val="8"/>
+          <w:numId w:val="18"/>
         </w:numPr>
-        <w:spacing w:before="100" w:beforeAutospacing="1" w:after="100" w:afterAutospacing="1" w:line="240" w:lineRule="auto"/>
-        <w:rPr>
-          <w:rFonts w:ascii="Times New Roman" w:eastAsia="Times New Roman" w:hAnsi="Times New Roman" w:cs="Times New Roman"/>
-          <w:sz w:val="24"/>
-          <w:szCs w:val="24"/>
-          <w:lang w:val="en-US"/>
-        </w:rPr>
-      </w:pPr>
-      <w:r>
-        <w:rPr>
-          <w:rFonts w:ascii="Times New Roman" w:eastAsia="Times New Roman" w:hAnsi="Times New Roman" w:cs="Times New Roman"/>
-          <w:sz w:val="24"/>
-          <w:szCs w:val="24"/>
-          <w:lang w:val="en-US"/>
-        </w:rPr>
-        <w:t>IT companies and software developers</w:t>
-      </w:r>
-    </w:p>
-    <w:p>
-      <w:pPr>
+        <w:spacing w:before="0" w:beforeAutospacing="0" w:after="0" w:afterAutospacing="0"/>
+        <w:textAlignment w:val="baseline"/>
+        <w:rPr>
+          <w:rFonts w:ascii="Arial" w:hAnsi="Arial" w:cs="Arial"/>
+          <w:color w:val="000000"/>
+          <w:sz w:val="22"/>
+          <w:szCs w:val="22"/>
+        </w:rPr>
+      </w:pPr>
+      <w:r>
+        <w:rPr>
+          <w:rFonts w:ascii="Arial" w:hAnsi="Arial" w:cs="Arial"/>
+          <w:color w:val="000000"/>
+          <w:sz w:val="22"/>
+          <w:szCs w:val="22"/>
+        </w:rPr>
+        <w:t>Undergo a Stage 1 and Stage 2 certification audit by an accredited certification body.</w:t>
+      </w:r>
+    </w:p>
+    <w:p>
+      <w:pPr>
+        <w:pStyle w:val="NormalWeb"/>
         <w:numPr>
           <w:ilvl w:val="0"/>
-          <w:numId w:val="8"/>
+          <w:numId w:val="18"/>
         </w:numPr>
-        <w:spacing w:before="100" w:beforeAutospacing="1" w:after="100" w:afterAutospacing="1" w:line="240" w:lineRule="auto"/>
-        <w:rPr>
-          <w:rFonts w:ascii="Times New Roman" w:eastAsia="Times New Roman" w:hAnsi="Times New Roman" w:cs="Times New Roman"/>
-          <w:sz w:val="24"/>
-          <w:szCs w:val="24"/>
-          <w:lang w:val="en-US"/>
-        </w:rPr>
-      </w:pPr>
-      <w:r>
-        <w:rPr>
-          <w:rFonts w:ascii="Times New Roman" w:eastAsia="Times New Roman" w:hAnsi="Times New Roman" w:cs="Times New Roman"/>
-          <w:sz w:val="24"/>
-          <w:szCs w:val="24"/>
-          <w:lang w:val="en-US"/>
-        </w:rPr>
-        <w:t>Logistics and transportation organizations</w:t>
-      </w:r>
-    </w:p>
-    <w:p>
-      <w:pPr>
-        <w:spacing w:before="100" w:beforeAutospacing="1" w:after="100" w:afterAutospacing="1" w:line="240" w:lineRule="auto"/>
-        <w:rPr>
-          <w:rFonts w:ascii="Times New Roman" w:eastAsia="Times New Roman" w:hAnsi="Times New Roman" w:cs="Times New Roman"/>
-          <w:sz w:val="24"/>
-          <w:szCs w:val="24"/>
-          <w:lang w:val="en-US"/>
-        </w:rPr>
-      </w:pPr>
-      <w:r>
-        <w:rPr>
-          <w:rFonts w:ascii="Times New Roman" w:eastAsia="Times New Roman" w:hAnsi="Times New Roman" w:cs="Times New Roman"/>
-          <w:sz w:val="24"/>
-          <w:szCs w:val="24"/>
-          <w:lang w:val="en-US"/>
-        </w:rPr>
-        <w:t>Any organization that stores sensitive information or operates digital systems can benefit from regular VAPT assessments.</w:t>
-      </w:r>
-    </w:p>
-    <w:p>
-      <w:pPr>
-        <w:spacing w:before="100" w:beforeAutospacing="1" w:after="100" w:afterAutospacing="1" w:line="240" w:lineRule="auto"/>
-        <w:outlineLvl w:val="1"/>
-        <w:rPr>
-          <w:rFonts w:ascii="Times New Roman" w:eastAsia="Times New Roman" w:hAnsi="Times New Roman" w:cs="Times New Roman"/>
-          <w:b/>
-          <w:bCs/>
-          <w:sz w:val="36"/>
-          <w:szCs w:val="36"/>
-          <w:lang w:val="en-US"/>
-        </w:rPr>
-      </w:pPr>
-      <w:r>
-        <w:rPr>
-          <w:rFonts w:ascii="Times New Roman" w:eastAsia="Times New Roman" w:hAnsi="Times New Roman" w:cs="Times New Roman"/>
-          <w:b/>
-          <w:bCs/>
-          <w:sz w:val="36"/>
-          <w:szCs w:val="36"/>
-          <w:lang w:val="en-US"/>
-        </w:rPr>
-        <w:t>Key Components of VAPT</w:t>
-      </w:r>
-    </w:p>
-    <w:p>
-      <w:pPr>
-        <w:spacing w:before="100" w:beforeAutospacing="1" w:after="100" w:afterAutospacing="1" w:line="240" w:lineRule="auto"/>
-        <w:rPr>
-          <w:rFonts w:ascii="Times New Roman" w:eastAsia="Times New Roman" w:hAnsi="Times New Roman" w:cs="Times New Roman"/>
-          <w:sz w:val="24"/>
-          <w:szCs w:val="24"/>
-          <w:lang w:val="en-US"/>
-        </w:rPr>
-      </w:pPr>
-      <w:r>
-        <w:rPr>
-          <w:rFonts w:ascii="Times New Roman" w:eastAsia="Times New Roman" w:hAnsi="Times New Roman" w:cs="Times New Roman"/>
-          <w:sz w:val="24"/>
-          <w:szCs w:val="24"/>
-          <w:lang w:val="en-US"/>
-        </w:rPr>
-        <w:t>A comprehensive VAPT program generally includes:</w:t>
-      </w:r>
-    </w:p>
-    <w:p>
-      <w:pPr>
+        <w:spacing w:before="0" w:beforeAutospacing="0" w:after="0" w:afterAutospacing="0"/>
+        <w:textAlignment w:val="baseline"/>
+        <w:rPr>
+          <w:rFonts w:ascii="Arial" w:hAnsi="Arial" w:cs="Arial"/>
+          <w:color w:val="000000"/>
+          <w:sz w:val="22"/>
+          <w:szCs w:val="22"/>
+        </w:rPr>
+      </w:pPr>
+      <w:r>
+        <w:rPr>
+          <w:rFonts w:ascii="Arial" w:hAnsi="Arial" w:cs="Arial"/>
+          <w:color w:val="000000"/>
+          <w:sz w:val="22"/>
+          <w:szCs w:val="22"/>
+        </w:rPr>
+        <w:t>Receive FSSC 22000 certification upon successful completion of the audit.</w:t>
+      </w:r>
+    </w:p>
+    <w:p>
+      <w:pPr>
+        <w:pStyle w:val="NormalWeb"/>
         <w:numPr>
           <w:ilvl w:val="0"/>
-          <w:numId w:val="9"/>
+          <w:numId w:val="18"/>
         </w:numPr>
-        <w:spacing w:before="100" w:beforeAutospacing="1" w:after="100" w:afterAutospacing="1" w:line="240" w:lineRule="auto"/>
-        <w:rPr>
-          <w:rFonts w:ascii="Times New Roman" w:eastAsia="Times New Roman" w:hAnsi="Times New Roman" w:cs="Times New Roman"/>
-          <w:sz w:val="24"/>
-          <w:szCs w:val="24"/>
-          <w:lang w:val="en-US"/>
-        </w:rPr>
-      </w:pPr>
-      <w:r>
-        <w:rPr>
-          <w:rFonts w:ascii="Times New Roman" w:eastAsia="Times New Roman" w:hAnsi="Times New Roman" w:cs="Times New Roman"/>
-          <w:sz w:val="24"/>
-          <w:szCs w:val="24"/>
-          <w:lang w:val="en-US"/>
-        </w:rPr>
-        <w:t>Network security assessment</w:t>
-      </w:r>
-    </w:p>
-    <w:p>
-      <w:pPr>
+        <w:spacing w:before="0" w:beforeAutospacing="0" w:after="240" w:afterAutospacing="0"/>
+        <w:textAlignment w:val="baseline"/>
+        <w:rPr>
+          <w:rFonts w:ascii="Arial" w:hAnsi="Arial" w:cs="Arial"/>
+          <w:color w:val="000000"/>
+          <w:sz w:val="22"/>
+          <w:szCs w:val="22"/>
+        </w:rPr>
+      </w:pPr>
+      <w:r>
+        <w:rPr>
+          <w:rFonts w:ascii="Arial" w:hAnsi="Arial" w:cs="Arial"/>
+          <w:color w:val="000000"/>
+          <w:sz w:val="22"/>
+          <w:szCs w:val="22"/>
+        </w:rPr>
+        <w:t>Maintain certification through periodic surveillance audits and continual improvement.</w:t>
+      </w:r>
+    </w:p>
+    <w:p>
+      <w:pPr>
+        <w:pStyle w:val="Heading2"/>
+        <w:spacing w:before="360" w:beforeAutospacing="0" w:after="80" w:afterAutospacing="0"/>
+      </w:pPr>
+      <w:r>
+        <w:rPr>
+          <w:rFonts w:ascii="Arial" w:hAnsi="Arial" w:cs="Arial"/>
+          <w:color w:val="000000"/>
+          <w:sz w:val="34"/>
+          <w:szCs w:val="34"/>
+        </w:rPr>
+        <w:t>Industries That Benefit from FSSC 22000</w:t>
+      </w:r>
+    </w:p>
+    <w:p>
+      <w:pPr>
+        <w:pStyle w:val="NormalWeb"/>
+        <w:spacing w:before="240" w:beforeAutospacing="0" w:after="240" w:afterAutospacing="0"/>
+      </w:pPr>
+      <w:r>
+        <w:rPr>
+          <w:rFonts w:ascii="Arial" w:hAnsi="Arial" w:cs="Arial"/>
+          <w:color w:val="000000"/>
+          <w:sz w:val="22"/>
+          <w:szCs w:val="22"/>
+        </w:rPr>
+        <w:t>FSSC 22000 is suitable for a wide range of organizations within the food supply chain, including:</w:t>
+      </w:r>
+    </w:p>
+    <w:p>
+      <w:pPr>
+        <w:pStyle w:val="NormalWeb"/>
         <w:numPr>
           <w:ilvl w:val="0"/>
-          <w:numId w:val="9"/>
+          <w:numId w:val="19"/>
         </w:numPr>
-        <w:spacing w:before="100" w:beforeAutospacing="1" w:after="100" w:afterAutospacing="1" w:line="240" w:lineRule="auto"/>
-        <w:rPr>
-          <w:rFonts w:ascii="Times New Roman" w:eastAsia="Times New Roman" w:hAnsi="Times New Roman" w:cs="Times New Roman"/>
-          <w:sz w:val="24"/>
-          <w:szCs w:val="24"/>
-          <w:lang w:val="en-US"/>
-        </w:rPr>
-      </w:pPr>
-      <w:r>
-        <w:rPr>
-          <w:rFonts w:ascii="Times New Roman" w:eastAsia="Times New Roman" w:hAnsi="Times New Roman" w:cs="Times New Roman"/>
-          <w:sz w:val="24"/>
-          <w:szCs w:val="24"/>
-          <w:lang w:val="en-US"/>
-        </w:rPr>
-        <w:t>Web application security testing</w:t>
-      </w:r>
-    </w:p>
-    <w:p>
-      <w:pPr>
+        <w:spacing w:before="240" w:beforeAutospacing="0" w:after="0" w:afterAutospacing="0"/>
+        <w:textAlignment w:val="baseline"/>
+        <w:rPr>
+          <w:rFonts w:ascii="Arial" w:hAnsi="Arial" w:cs="Arial"/>
+          <w:color w:val="000000"/>
+          <w:sz w:val="22"/>
+          <w:szCs w:val="22"/>
+        </w:rPr>
+      </w:pPr>
+      <w:r>
+        <w:rPr>
+          <w:rFonts w:ascii="Arial" w:hAnsi="Arial" w:cs="Arial"/>
+          <w:color w:val="000000"/>
+          <w:sz w:val="22"/>
+          <w:szCs w:val="22"/>
+        </w:rPr>
+        <w:t>Food manufacturing companies</w:t>
+      </w:r>
+    </w:p>
+    <w:p>
+      <w:pPr>
+        <w:pStyle w:val="NormalWeb"/>
         <w:numPr>
           <w:ilvl w:val="0"/>
-          <w:numId w:val="9"/>
+          <w:numId w:val="19"/>
         </w:numPr>
-        <w:spacing w:before="100" w:beforeAutospacing="1" w:after="100" w:afterAutospacing="1" w:line="240" w:lineRule="auto"/>
-        <w:rPr>
-          <w:rFonts w:ascii="Times New Roman" w:eastAsia="Times New Roman" w:hAnsi="Times New Roman" w:cs="Times New Roman"/>
-          <w:sz w:val="24"/>
-          <w:szCs w:val="24"/>
-          <w:lang w:val="en-US"/>
-        </w:rPr>
-      </w:pPr>
-      <w:r>
-        <w:rPr>
-          <w:rFonts w:ascii="Times New Roman" w:eastAsia="Times New Roman" w:hAnsi="Times New Roman" w:cs="Times New Roman"/>
-          <w:sz w:val="24"/>
-          <w:szCs w:val="24"/>
-          <w:lang w:val="en-US"/>
-        </w:rPr>
-        <w:t>Mobile application security testing</w:t>
-      </w:r>
-    </w:p>
-    <w:p>
-      <w:pPr>
+        <w:spacing w:before="0" w:beforeAutospacing="0" w:after="0" w:afterAutospacing="0"/>
+        <w:textAlignment w:val="baseline"/>
+        <w:rPr>
+          <w:rFonts w:ascii="Arial" w:hAnsi="Arial" w:cs="Arial"/>
+          <w:color w:val="000000"/>
+          <w:sz w:val="22"/>
+          <w:szCs w:val="22"/>
+        </w:rPr>
+      </w:pPr>
+      <w:r>
+        <w:rPr>
+          <w:rFonts w:ascii="Arial" w:hAnsi="Arial" w:cs="Arial"/>
+          <w:color w:val="000000"/>
+          <w:sz w:val="22"/>
+          <w:szCs w:val="22"/>
+        </w:rPr>
+        <w:t>Dairy and beverage producers</w:t>
+      </w:r>
+    </w:p>
+    <w:p>
+      <w:pPr>
+        <w:pStyle w:val="NormalWeb"/>
         <w:numPr>
           <w:ilvl w:val="0"/>
-          <w:numId w:val="9"/>
+          <w:numId w:val="19"/>
         </w:numPr>
-        <w:spacing w:before="100" w:beforeAutospacing="1" w:after="100" w:afterAutospacing="1" w:line="240" w:lineRule="auto"/>
-        <w:rPr>
-          <w:rFonts w:ascii="Times New Roman" w:eastAsia="Times New Roman" w:hAnsi="Times New Roman" w:cs="Times New Roman"/>
-          <w:sz w:val="24"/>
-          <w:szCs w:val="24"/>
-          <w:lang w:val="en-US"/>
-        </w:rPr>
-      </w:pPr>
-      <w:r>
-        <w:rPr>
-          <w:rFonts w:ascii="Times New Roman" w:eastAsia="Times New Roman" w:hAnsi="Times New Roman" w:cs="Times New Roman"/>
-          <w:sz w:val="24"/>
-          <w:szCs w:val="24"/>
-          <w:lang w:val="en-US"/>
-        </w:rPr>
-        <w:t>Cloud security assessment</w:t>
-      </w:r>
-    </w:p>
-    <w:p>
-      <w:pPr>
+        <w:spacing w:before="0" w:beforeAutospacing="0" w:after="0" w:afterAutospacing="0"/>
+        <w:textAlignment w:val="baseline"/>
+        <w:rPr>
+          <w:rFonts w:ascii="Arial" w:hAnsi="Arial" w:cs="Arial"/>
+          <w:color w:val="000000"/>
+          <w:sz w:val="22"/>
+          <w:szCs w:val="22"/>
+        </w:rPr>
+      </w:pPr>
+      <w:r>
+        <w:rPr>
+          <w:rFonts w:ascii="Arial" w:hAnsi="Arial" w:cs="Arial"/>
+          <w:color w:val="000000"/>
+          <w:sz w:val="22"/>
+          <w:szCs w:val="22"/>
+        </w:rPr>
+        <w:t>Meat and poultry processors</w:t>
+      </w:r>
+    </w:p>
+    <w:p>
+      <w:pPr>
+        <w:pStyle w:val="NormalWeb"/>
         <w:numPr>
           <w:ilvl w:val="0"/>
-          <w:numId w:val="9"/>
+          <w:numId w:val="19"/>
         </w:numPr>
-        <w:spacing w:before="100" w:beforeAutospacing="1" w:after="100" w:afterAutospacing="1" w:line="240" w:lineRule="auto"/>
-        <w:rPr>
-          <w:rFonts w:ascii="Times New Roman" w:eastAsia="Times New Roman" w:hAnsi="Times New Roman" w:cs="Times New Roman"/>
-          <w:sz w:val="24"/>
-          <w:szCs w:val="24"/>
-          <w:lang w:val="en-US"/>
-        </w:rPr>
-      </w:pPr>
-      <w:r>
-        <w:rPr>
-          <w:rFonts w:ascii="Times New Roman" w:eastAsia="Times New Roman" w:hAnsi="Times New Roman" w:cs="Times New Roman"/>
-          <w:sz w:val="24"/>
-          <w:szCs w:val="24"/>
-          <w:lang w:val="en-US"/>
-        </w:rPr>
-        <w:t>Database security evaluation</w:t>
-      </w:r>
-    </w:p>
-    <w:p>
-      <w:pPr>
+        <w:spacing w:before="0" w:beforeAutospacing="0" w:after="0" w:afterAutospacing="0"/>
+        <w:textAlignment w:val="baseline"/>
+        <w:rPr>
+          <w:rFonts w:ascii="Arial" w:hAnsi="Arial" w:cs="Arial"/>
+          <w:color w:val="000000"/>
+          <w:sz w:val="22"/>
+          <w:szCs w:val="22"/>
+        </w:rPr>
+      </w:pPr>
+      <w:r>
+        <w:rPr>
+          <w:rFonts w:ascii="Arial" w:hAnsi="Arial" w:cs="Arial"/>
+          <w:color w:val="000000"/>
+          <w:sz w:val="22"/>
+          <w:szCs w:val="22"/>
+        </w:rPr>
+        <w:t>Seafood processing companies</w:t>
+      </w:r>
+    </w:p>
+    <w:p>
+      <w:pPr>
+        <w:pStyle w:val="NormalWeb"/>
         <w:numPr>
           <w:ilvl w:val="0"/>
-          <w:numId w:val="9"/>
+          <w:numId w:val="19"/>
         </w:numPr>
-        <w:spacing w:before="100" w:beforeAutospacing="1" w:after="100" w:afterAutospacing="1" w:line="240" w:lineRule="auto"/>
-        <w:rPr>
-          <w:rFonts w:ascii="Times New Roman" w:eastAsia="Times New Roman" w:hAnsi="Times New Roman" w:cs="Times New Roman"/>
-          <w:sz w:val="24"/>
-          <w:szCs w:val="24"/>
-          <w:lang w:val="en-US"/>
-        </w:rPr>
-      </w:pPr>
-      <w:r>
-        <w:rPr>
-          <w:rFonts w:ascii="Times New Roman" w:eastAsia="Times New Roman" w:hAnsi="Times New Roman" w:cs="Times New Roman"/>
-          <w:sz w:val="24"/>
-          <w:szCs w:val="24"/>
-          <w:lang w:val="en-US"/>
-        </w:rPr>
-        <w:t>Wireless network testing</w:t>
-      </w:r>
-    </w:p>
-    <w:p>
-      <w:pPr>
+        <w:spacing w:before="0" w:beforeAutospacing="0" w:after="0" w:afterAutospacing="0"/>
+        <w:textAlignment w:val="baseline"/>
+        <w:rPr>
+          <w:rFonts w:ascii="Arial" w:hAnsi="Arial" w:cs="Arial"/>
+          <w:color w:val="000000"/>
+          <w:sz w:val="22"/>
+          <w:szCs w:val="22"/>
+        </w:rPr>
+      </w:pPr>
+      <w:r>
+        <w:rPr>
+          <w:rFonts w:ascii="Arial" w:hAnsi="Arial" w:cs="Arial"/>
+          <w:color w:val="000000"/>
+          <w:sz w:val="22"/>
+          <w:szCs w:val="22"/>
+        </w:rPr>
+        <w:t>Bakery and confectionery manufacturers</w:t>
+      </w:r>
+    </w:p>
+    <w:p>
+      <w:pPr>
+        <w:pStyle w:val="NormalWeb"/>
         <w:numPr>
           <w:ilvl w:val="0"/>
-          <w:numId w:val="9"/>
+          <w:numId w:val="19"/>
         </w:numPr>
-        <w:spacing w:before="100" w:beforeAutospacing="1" w:after="100" w:afterAutospacing="1" w:line="240" w:lineRule="auto"/>
-        <w:rPr>
-          <w:rFonts w:ascii="Times New Roman" w:eastAsia="Times New Roman" w:hAnsi="Times New Roman" w:cs="Times New Roman"/>
-          <w:sz w:val="24"/>
-          <w:szCs w:val="24"/>
-          <w:lang w:val="en-US"/>
-        </w:rPr>
-      </w:pPr>
-      <w:r>
-        <w:rPr>
-          <w:rFonts w:ascii="Times New Roman" w:eastAsia="Times New Roman" w:hAnsi="Times New Roman" w:cs="Times New Roman"/>
-          <w:sz w:val="24"/>
-          <w:szCs w:val="24"/>
-          <w:lang w:val="en-US"/>
-        </w:rPr>
-        <w:t>API security testing</w:t>
-      </w:r>
-    </w:p>
-    <w:p>
-      <w:pPr>
+        <w:spacing w:before="0" w:beforeAutospacing="0" w:after="0" w:afterAutospacing="0"/>
+        <w:textAlignment w:val="baseline"/>
+        <w:rPr>
+          <w:rFonts w:ascii="Arial" w:hAnsi="Arial" w:cs="Arial"/>
+          <w:color w:val="000000"/>
+          <w:sz w:val="22"/>
+          <w:szCs w:val="22"/>
+        </w:rPr>
+      </w:pPr>
+      <w:r>
+        <w:rPr>
+          <w:rFonts w:ascii="Arial" w:hAnsi="Arial" w:cs="Arial"/>
+          <w:color w:val="000000"/>
+          <w:sz w:val="22"/>
+          <w:szCs w:val="22"/>
+        </w:rPr>
+        <w:t>Food ingredient suppliers</w:t>
+      </w:r>
+    </w:p>
+    <w:p>
+      <w:pPr>
+        <w:pStyle w:val="NormalWeb"/>
         <w:numPr>
           <w:ilvl w:val="0"/>
-          <w:numId w:val="9"/>
+          <w:numId w:val="19"/>
         </w:numPr>
-        <w:spacing w:before="100" w:beforeAutospacing="1" w:after="100" w:afterAutospacing="1" w:line="240" w:lineRule="auto"/>
-        <w:rPr>
-          <w:rFonts w:ascii="Times New Roman" w:eastAsia="Times New Roman" w:hAnsi="Times New Roman" w:cs="Times New Roman"/>
-          <w:sz w:val="24"/>
-          <w:szCs w:val="24"/>
-          <w:lang w:val="en-US"/>
-        </w:rPr>
-      </w:pPr>
-      <w:r>
-        <w:rPr>
-          <w:rFonts w:ascii="Times New Roman" w:eastAsia="Times New Roman" w:hAnsi="Times New Roman" w:cs="Times New Roman"/>
-          <w:sz w:val="24"/>
-          <w:szCs w:val="24"/>
-          <w:lang w:val="en-US"/>
-        </w:rPr>
-        <w:t>Internal and external penetration testing</w:t>
-      </w:r>
-    </w:p>
-    <w:p>
-      <w:pPr>
+        <w:spacing w:before="0" w:beforeAutospacing="0" w:after="0" w:afterAutospacing="0"/>
+        <w:textAlignment w:val="baseline"/>
+        <w:rPr>
+          <w:rFonts w:ascii="Arial" w:hAnsi="Arial" w:cs="Arial"/>
+          <w:color w:val="000000"/>
+          <w:sz w:val="22"/>
+          <w:szCs w:val="22"/>
+        </w:rPr>
+      </w:pPr>
+      <w:r>
+        <w:rPr>
+          <w:rFonts w:ascii="Arial" w:hAnsi="Arial" w:cs="Arial"/>
+          <w:color w:val="000000"/>
+          <w:sz w:val="22"/>
+          <w:szCs w:val="22"/>
+        </w:rPr>
+        <w:t>Food packaging manufacturers</w:t>
+      </w:r>
+    </w:p>
+    <w:p>
+      <w:pPr>
+        <w:pStyle w:val="NormalWeb"/>
         <w:numPr>
           <w:ilvl w:val="0"/>
-          <w:numId w:val="9"/>
+          <w:numId w:val="19"/>
         </w:numPr>
-        <w:spacing w:before="100" w:beforeAutospacing="1" w:after="100" w:afterAutospacing="1" w:line="240" w:lineRule="auto"/>
-        <w:rPr>
-          <w:rFonts w:ascii="Times New Roman" w:eastAsia="Times New Roman" w:hAnsi="Times New Roman" w:cs="Times New Roman"/>
-          <w:sz w:val="24"/>
-          <w:szCs w:val="24"/>
-          <w:lang w:val="en-US"/>
-        </w:rPr>
-      </w:pPr>
-      <w:r>
-        <w:rPr>
-          <w:rFonts w:ascii="Times New Roman" w:eastAsia="Times New Roman" w:hAnsi="Times New Roman" w:cs="Times New Roman"/>
-          <w:sz w:val="24"/>
-          <w:szCs w:val="24"/>
-          <w:lang w:val="en-US"/>
-        </w:rPr>
-        <w:t>Risk analysis and remediation recommendations</w:t>
-      </w:r>
-    </w:p>
-    <w:p>
-      <w:pPr>
-        <w:spacing w:before="100" w:beforeAutospacing="1" w:after="100" w:afterAutospacing="1" w:line="240" w:lineRule="auto"/>
-        <w:rPr>
-          <w:rFonts w:ascii="Times New Roman" w:eastAsia="Times New Roman" w:hAnsi="Times New Roman" w:cs="Times New Roman"/>
-          <w:sz w:val="24"/>
-          <w:szCs w:val="24"/>
-          <w:lang w:val="en-US"/>
-        </w:rPr>
-      </w:pPr>
-      <w:r>
-        <w:rPr>
-          <w:rFonts w:ascii="Times New Roman" w:eastAsia="Times New Roman" w:hAnsi="Times New Roman" w:cs="Times New Roman"/>
-          <w:sz w:val="24"/>
-          <w:szCs w:val="24"/>
-          <w:lang w:val="en-US"/>
-        </w:rPr>
-        <w:t>These assessments help organizations identify technical weaknesses and implement effective corrective actions.</w:t>
-      </w:r>
-    </w:p>
-    <w:p>
-      <w:pPr>
-        <w:spacing w:before="100" w:beforeAutospacing="1" w:after="100" w:afterAutospacing="1" w:line="240" w:lineRule="auto"/>
-        <w:outlineLvl w:val="1"/>
-        <w:rPr>
-          <w:rFonts w:ascii="Times New Roman" w:eastAsia="Times New Roman" w:hAnsi="Times New Roman" w:cs="Times New Roman"/>
-          <w:b/>
-          <w:bCs/>
-          <w:sz w:val="36"/>
-          <w:szCs w:val="36"/>
-          <w:lang w:val="en-US"/>
-        </w:rPr>
-      </w:pPr>
-      <w:r>
-        <w:rPr>
-          <w:rFonts w:ascii="Times New Roman" w:eastAsia="Times New Roman" w:hAnsi="Times New Roman" w:cs="Times New Roman"/>
-          <w:b/>
-          <w:bCs/>
-          <w:sz w:val="36"/>
-          <w:szCs w:val="36"/>
-          <w:lang w:val="en-US"/>
-        </w:rPr>
-        <w:t>Benefits of VAPT Certification</w:t>
-      </w:r>
-    </w:p>
-    <w:p>
-      <w:pPr>
-        <w:spacing w:before="100" w:beforeAutospacing="1" w:after="100" w:afterAutospacing="1" w:line="240" w:lineRule="auto"/>
-        <w:rPr>
-          <w:rFonts w:ascii="Times New Roman" w:eastAsia="Times New Roman" w:hAnsi="Times New Roman" w:cs="Times New Roman"/>
-          <w:sz w:val="24"/>
-          <w:szCs w:val="24"/>
-          <w:lang w:val="en-US"/>
-        </w:rPr>
-      </w:pPr>
-      <w:r>
-        <w:rPr>
-          <w:rFonts w:ascii="Times New Roman" w:eastAsia="Times New Roman" w:hAnsi="Times New Roman" w:cs="Times New Roman"/>
-          <w:sz w:val="24"/>
-          <w:szCs w:val="24"/>
-          <w:lang w:val="en-US"/>
-        </w:rPr>
-        <w:t>Implementing VAPT provides numerous business advantages, including:</w:t>
-      </w:r>
-    </w:p>
-    <w:p>
-      <w:pPr>
+        <w:spacing w:before="0" w:beforeAutospacing="0" w:after="0" w:afterAutospacing="0"/>
+        <w:textAlignment w:val="baseline"/>
+        <w:rPr>
+          <w:rFonts w:ascii="Arial" w:hAnsi="Arial" w:cs="Arial"/>
+          <w:color w:val="000000"/>
+          <w:sz w:val="22"/>
+          <w:szCs w:val="22"/>
+        </w:rPr>
+      </w:pPr>
+      <w:r>
+        <w:rPr>
+          <w:rFonts w:ascii="Arial" w:hAnsi="Arial" w:cs="Arial"/>
+          <w:color w:val="000000"/>
+          <w:sz w:val="22"/>
+          <w:szCs w:val="22"/>
+        </w:rPr>
+        <w:t>Storage and warehousing providers</w:t>
+      </w:r>
+    </w:p>
+    <w:p>
+      <w:pPr>
+        <w:pStyle w:val="NormalWeb"/>
         <w:numPr>
           <w:ilvl w:val="0"/>
-          <w:numId w:val="10"/>
+          <w:numId w:val="19"/>
         </w:numPr>
-        <w:spacing w:before="100" w:beforeAutospacing="1" w:after="100" w:afterAutospacing="1" w:line="240" w:lineRule="auto"/>
-        <w:rPr>
-          <w:rFonts w:ascii="Times New Roman" w:eastAsia="Times New Roman" w:hAnsi="Times New Roman" w:cs="Times New Roman"/>
-          <w:sz w:val="24"/>
-          <w:szCs w:val="24"/>
-          <w:lang w:val="en-US"/>
-        </w:rPr>
-      </w:pPr>
-      <w:r>
-        <w:rPr>
-          <w:rFonts w:ascii="Times New Roman" w:eastAsia="Times New Roman" w:hAnsi="Times New Roman" w:cs="Times New Roman"/>
-          <w:sz w:val="24"/>
-          <w:szCs w:val="24"/>
-          <w:lang w:val="en-US"/>
-        </w:rPr>
-        <w:t>Early detection of security vulnerabilities.</w:t>
-      </w:r>
-    </w:p>
-    <w:p>
-      <w:pPr>
+        <w:spacing w:before="0" w:beforeAutospacing="0" w:after="0" w:afterAutospacing="0"/>
+        <w:textAlignment w:val="baseline"/>
+        <w:rPr>
+          <w:rFonts w:ascii="Arial" w:hAnsi="Arial" w:cs="Arial"/>
+          <w:color w:val="000000"/>
+          <w:sz w:val="22"/>
+          <w:szCs w:val="22"/>
+        </w:rPr>
+      </w:pPr>
+      <w:r>
+        <w:rPr>
+          <w:rFonts w:ascii="Arial" w:hAnsi="Arial" w:cs="Arial"/>
+          <w:color w:val="000000"/>
+          <w:sz w:val="22"/>
+          <w:szCs w:val="22"/>
+        </w:rPr>
+        <w:t>Food logistics and distribution companies</w:t>
+      </w:r>
+    </w:p>
+    <w:p>
+      <w:pPr>
+        <w:pStyle w:val="NormalWeb"/>
         <w:numPr>
           <w:ilvl w:val="0"/>
-          <w:numId w:val="10"/>
+          <w:numId w:val="19"/>
         </w:numPr>
-        <w:spacing w:before="100" w:beforeAutospacing="1" w:after="100" w:afterAutospacing="1" w:line="240" w:lineRule="auto"/>
-        <w:rPr>
-          <w:rFonts w:ascii="Times New Roman" w:eastAsia="Times New Roman" w:hAnsi="Times New Roman" w:cs="Times New Roman"/>
-          <w:sz w:val="24"/>
-          <w:szCs w:val="24"/>
-          <w:lang w:val="en-US"/>
-        </w:rPr>
-      </w:pPr>
-      <w:r>
-        <w:rPr>
-          <w:rFonts w:ascii="Times New Roman" w:eastAsia="Times New Roman" w:hAnsi="Times New Roman" w:cs="Times New Roman"/>
-          <w:sz w:val="24"/>
-          <w:szCs w:val="24"/>
-          <w:lang w:val="en-US"/>
-        </w:rPr>
-        <w:t>Enhanced protection against cyber threats.</w:t>
-      </w:r>
-    </w:p>
-    <w:p>
-      <w:pPr>
-        <w:numPr>
-          <w:ilvl w:val="0"/>
-          <w:numId w:val="10"/>
-        </w:numPr>
-        <w:spacing w:before="100" w:beforeAutospacing="1" w:after="100" w:afterAutospacing="1" w:line="240" w:lineRule="auto"/>
-        <w:rPr>
-          <w:rFonts w:ascii="Times New Roman" w:eastAsia="Times New Roman" w:hAnsi="Times New Roman" w:cs="Times New Roman"/>
-          <w:sz w:val="24"/>
-          <w:szCs w:val="24"/>
-          <w:lang w:val="en-US"/>
-        </w:rPr>
-      </w:pPr>
-      <w:r>
-        <w:rPr>
-          <w:rFonts w:ascii="Times New Roman" w:eastAsia="Times New Roman" w:hAnsi="Times New Roman" w:cs="Times New Roman"/>
-          <w:sz w:val="24"/>
-          <w:szCs w:val="24"/>
-          <w:lang w:val="en-US"/>
-        </w:rPr>
-        <w:t>Reduced risk of financial and reputational damage.</w:t>
-      </w:r>
-    </w:p>
-    <w:p>
-      <w:pPr>
-        <w:numPr>
-          <w:ilvl w:val="0"/>
-          <w:numId w:val="10"/>
-        </w:numPr>
-        <w:spacing w:before="100" w:beforeAutospacing="1" w:after="100" w:afterAutospacing="1" w:line="240" w:lineRule="auto"/>
-        <w:rPr>
-          <w:rFonts w:ascii="Times New Roman" w:eastAsia="Times New Roman" w:hAnsi="Times New Roman" w:cs="Times New Roman"/>
-          <w:sz w:val="24"/>
-          <w:szCs w:val="24"/>
-          <w:lang w:val="en-US"/>
-        </w:rPr>
-      </w:pPr>
-      <w:r>
-        <w:rPr>
-          <w:rFonts w:ascii="Times New Roman" w:eastAsia="Times New Roman" w:hAnsi="Times New Roman" w:cs="Times New Roman"/>
-          <w:sz w:val="24"/>
-          <w:szCs w:val="24"/>
-          <w:lang w:val="en-US"/>
-        </w:rPr>
-        <w:t>Improved compliance with industry security standards.</w:t>
-      </w:r>
-    </w:p>
-    <w:p>
-      <w:pPr>
-        <w:numPr>
-          <w:ilvl w:val="0"/>
-          <w:numId w:val="10"/>
-        </w:numPr>
-        <w:spacing w:before="100" w:beforeAutospacing="1" w:after="100" w:afterAutospacing="1" w:line="240" w:lineRule="auto"/>
-        <w:rPr>
-          <w:rFonts w:ascii="Times New Roman" w:eastAsia="Times New Roman" w:hAnsi="Times New Roman" w:cs="Times New Roman"/>
-          <w:sz w:val="24"/>
-          <w:szCs w:val="24"/>
-          <w:lang w:val="en-US"/>
-        </w:rPr>
-      </w:pPr>
-      <w:r>
-        <w:rPr>
-          <w:rFonts w:ascii="Times New Roman" w:eastAsia="Times New Roman" w:hAnsi="Times New Roman" w:cs="Times New Roman"/>
-          <w:sz w:val="24"/>
-          <w:szCs w:val="24"/>
-          <w:lang w:val="en-US"/>
-        </w:rPr>
-        <w:t>Better incident prevention and risk management.</w:t>
-      </w:r>
-    </w:p>
-    <w:p>
-      <w:pPr>
-        <w:numPr>
-          <w:ilvl w:val="0"/>
-          <w:numId w:val="10"/>
-        </w:numPr>
-        <w:spacing w:before="100" w:beforeAutospacing="1" w:after="100" w:afterAutospacing="1" w:line="240" w:lineRule="auto"/>
-        <w:rPr>
-          <w:rFonts w:ascii="Times New Roman" w:eastAsia="Times New Roman" w:hAnsi="Times New Roman" w:cs="Times New Roman"/>
-          <w:sz w:val="24"/>
-          <w:szCs w:val="24"/>
-          <w:lang w:val="en-US"/>
-        </w:rPr>
-      </w:pPr>
-      <w:r>
-        <w:rPr>
-          <w:rFonts w:ascii="Times New Roman" w:eastAsia="Times New Roman" w:hAnsi="Times New Roman" w:cs="Times New Roman"/>
-          <w:sz w:val="24"/>
-          <w:szCs w:val="24"/>
-          <w:lang w:val="en-US"/>
-        </w:rPr>
-        <w:t>Increased customer confidence.</w:t>
-      </w:r>
-    </w:p>
-    <w:p>
-      <w:pPr>
-        <w:numPr>
-          <w:ilvl w:val="0"/>
-          <w:numId w:val="10"/>
-        </w:numPr>
-        <w:spacing w:before="100" w:beforeAutospacing="1" w:after="100" w:afterAutospacing="1" w:line="240" w:lineRule="auto"/>
-        <w:rPr>
-          <w:rFonts w:ascii="Times New Roman" w:eastAsia="Times New Roman" w:hAnsi="Times New Roman" w:cs="Times New Roman"/>
-          <w:sz w:val="24"/>
-          <w:szCs w:val="24"/>
-          <w:lang w:val="en-US"/>
-        </w:rPr>
-      </w:pPr>
-      <w:r>
-        <w:rPr>
-          <w:rFonts w:ascii="Times New Roman" w:eastAsia="Times New Roman" w:hAnsi="Times New Roman" w:cs="Times New Roman"/>
-          <w:sz w:val="24"/>
-          <w:szCs w:val="24"/>
-          <w:lang w:val="en-US"/>
-        </w:rPr>
-        <w:t xml:space="preserve">Stronger </w:t>
-      </w:r>
-      <w:proofErr w:type="spellStart"/>
-      <w:r>
-        <w:rPr>
-          <w:rFonts w:ascii="Times New Roman" w:eastAsia="Times New Roman" w:hAnsi="Times New Roman" w:cs="Times New Roman"/>
-          <w:sz w:val="24"/>
-          <w:szCs w:val="24"/>
-          <w:lang w:val="en-US"/>
-        </w:rPr>
-        <w:t>cybersecurity</w:t>
-      </w:r>
-      <w:proofErr w:type="spellEnd"/>
-      <w:r>
-        <w:rPr>
-          <w:rFonts w:ascii="Times New Roman" w:eastAsia="Times New Roman" w:hAnsi="Times New Roman" w:cs="Times New Roman"/>
-          <w:sz w:val="24"/>
-          <w:szCs w:val="24"/>
-          <w:lang w:val="en-US"/>
-        </w:rPr>
-        <w:t xml:space="preserve"> governance.</w:t>
-      </w:r>
-    </w:p>
-    <w:p>
-      <w:pPr>
-        <w:numPr>
-          <w:ilvl w:val="0"/>
-          <w:numId w:val="10"/>
-        </w:numPr>
-        <w:spacing w:before="100" w:beforeAutospacing="1" w:after="100" w:afterAutospacing="1" w:line="240" w:lineRule="auto"/>
-        <w:rPr>
-          <w:rFonts w:ascii="Times New Roman" w:eastAsia="Times New Roman" w:hAnsi="Times New Roman" w:cs="Times New Roman"/>
-          <w:sz w:val="24"/>
-          <w:szCs w:val="24"/>
-          <w:lang w:val="en-US"/>
-        </w:rPr>
-      </w:pPr>
-      <w:r>
-        <w:rPr>
-          <w:rFonts w:ascii="Times New Roman" w:eastAsia="Times New Roman" w:hAnsi="Times New Roman" w:cs="Times New Roman"/>
-          <w:sz w:val="24"/>
-          <w:szCs w:val="24"/>
-          <w:lang w:val="en-US"/>
-        </w:rPr>
-        <w:t>Competitive advantage in local and international markets.</w:t>
-      </w:r>
-    </w:p>
-    <w:p>
-      <w:pPr>
-        <w:spacing w:before="100" w:beforeAutospacing="1" w:after="100" w:afterAutospacing="1" w:line="240" w:lineRule="auto"/>
-        <w:rPr>
-          <w:rFonts w:ascii="Times New Roman" w:eastAsia="Times New Roman" w:hAnsi="Times New Roman" w:cs="Times New Roman"/>
-          <w:sz w:val="24"/>
-          <w:szCs w:val="24"/>
-          <w:lang w:val="en-US"/>
-        </w:rPr>
-      </w:pPr>
-      <w:r>
-        <w:rPr>
-          <w:rFonts w:ascii="Times New Roman" w:eastAsia="Times New Roman" w:hAnsi="Times New Roman" w:cs="Times New Roman"/>
-          <w:sz w:val="24"/>
-          <w:szCs w:val="24"/>
-          <w:lang w:val="en-US"/>
-        </w:rPr>
-        <w:t>Regular VAPT assessments also support continuous improvement of an organization's information security program.</w:t>
-      </w:r>
-    </w:p>
-    <w:p>
-      <w:pPr>
-        <w:spacing w:before="100" w:beforeAutospacing="1" w:after="100" w:afterAutospacing="1" w:line="240" w:lineRule="auto"/>
-        <w:outlineLvl w:val="1"/>
-        <w:rPr>
-          <w:rFonts w:ascii="Times New Roman" w:eastAsia="Times New Roman" w:hAnsi="Times New Roman" w:cs="Times New Roman"/>
-          <w:b/>
-          <w:bCs/>
-          <w:sz w:val="36"/>
-          <w:szCs w:val="36"/>
-          <w:lang w:val="en-US"/>
-        </w:rPr>
-      </w:pPr>
-      <w:r>
-        <w:rPr>
-          <w:rFonts w:ascii="Times New Roman" w:eastAsia="Times New Roman" w:hAnsi="Times New Roman" w:cs="Times New Roman"/>
-          <w:b/>
-          <w:bCs/>
-          <w:sz w:val="36"/>
-          <w:szCs w:val="36"/>
-          <w:lang w:val="en-US"/>
-        </w:rPr>
-        <w:t>VAPT Assessment Process</w:t>
-      </w:r>
-    </w:p>
-    <w:p>
-      <w:pPr>
-        <w:spacing w:before="100" w:beforeAutospacing="1" w:after="100" w:afterAutospacing="1" w:line="240" w:lineRule="auto"/>
-        <w:rPr>
-          <w:rFonts w:ascii="Times New Roman" w:eastAsia="Times New Roman" w:hAnsi="Times New Roman" w:cs="Times New Roman"/>
-          <w:sz w:val="24"/>
-          <w:szCs w:val="24"/>
-          <w:lang w:val="en-US"/>
-        </w:rPr>
-      </w:pPr>
-      <w:r>
-        <w:rPr>
-          <w:rFonts w:ascii="Times New Roman" w:eastAsia="Times New Roman" w:hAnsi="Times New Roman" w:cs="Times New Roman"/>
-          <w:sz w:val="24"/>
-          <w:szCs w:val="24"/>
-          <w:lang w:val="en-US"/>
-        </w:rPr>
-        <w:lastRenderedPageBreak/>
-        <w:t>Organizations typically follow these steps to complete a VAPT assessment:</w:t>
-      </w:r>
-    </w:p>
-    <w:p>
-      <w:pPr>
-        <w:numPr>
-          <w:ilvl w:val="0"/>
-          <w:numId w:val="11"/>
-        </w:numPr>
-        <w:spacing w:before="100" w:beforeAutospacing="1" w:after="100" w:afterAutospacing="1" w:line="240" w:lineRule="auto"/>
-        <w:rPr>
-          <w:rFonts w:ascii="Times New Roman" w:eastAsia="Times New Roman" w:hAnsi="Times New Roman" w:cs="Times New Roman"/>
-          <w:sz w:val="24"/>
-          <w:szCs w:val="24"/>
-          <w:lang w:val="en-US"/>
-        </w:rPr>
-      </w:pPr>
-      <w:r>
-        <w:rPr>
-          <w:rFonts w:ascii="Times New Roman" w:eastAsia="Times New Roman" w:hAnsi="Times New Roman" w:cs="Times New Roman"/>
-          <w:sz w:val="24"/>
-          <w:szCs w:val="24"/>
-          <w:lang w:val="en-US"/>
-        </w:rPr>
-        <w:t>Define the scope of systems, applications, and networks to be tested.</w:t>
-      </w:r>
-    </w:p>
-    <w:p>
-      <w:pPr>
-        <w:numPr>
-          <w:ilvl w:val="0"/>
-          <w:numId w:val="11"/>
-        </w:numPr>
-        <w:spacing w:before="100" w:beforeAutospacing="1" w:after="100" w:afterAutospacing="1" w:line="240" w:lineRule="auto"/>
-        <w:rPr>
-          <w:rFonts w:ascii="Times New Roman" w:eastAsia="Times New Roman" w:hAnsi="Times New Roman" w:cs="Times New Roman"/>
-          <w:sz w:val="24"/>
-          <w:szCs w:val="24"/>
-          <w:lang w:val="en-US"/>
-        </w:rPr>
-      </w:pPr>
-      <w:r>
-        <w:rPr>
-          <w:rFonts w:ascii="Times New Roman" w:eastAsia="Times New Roman" w:hAnsi="Times New Roman" w:cs="Times New Roman"/>
-          <w:sz w:val="24"/>
-          <w:szCs w:val="24"/>
-          <w:lang w:val="en-US"/>
-        </w:rPr>
-        <w:t>Conduct vulnerability scanning to identify security weaknesses.</w:t>
-      </w:r>
-    </w:p>
-    <w:p>
-      <w:pPr>
-        <w:numPr>
-          <w:ilvl w:val="0"/>
-          <w:numId w:val="11"/>
-        </w:numPr>
-        <w:spacing w:before="100" w:beforeAutospacing="1" w:after="100" w:afterAutospacing="1" w:line="240" w:lineRule="auto"/>
-        <w:rPr>
-          <w:rFonts w:ascii="Times New Roman" w:eastAsia="Times New Roman" w:hAnsi="Times New Roman" w:cs="Times New Roman"/>
-          <w:sz w:val="24"/>
-          <w:szCs w:val="24"/>
-          <w:lang w:val="en-US"/>
-        </w:rPr>
-      </w:pPr>
-      <w:r>
-        <w:rPr>
-          <w:rFonts w:ascii="Times New Roman" w:eastAsia="Times New Roman" w:hAnsi="Times New Roman" w:cs="Times New Roman"/>
-          <w:sz w:val="24"/>
-          <w:szCs w:val="24"/>
-          <w:lang w:val="en-US"/>
-        </w:rPr>
-        <w:t>Perform controlled penetration testing to validate exploitable vulnerabilities.</w:t>
-      </w:r>
-    </w:p>
-    <w:p>
-      <w:pPr>
-        <w:numPr>
-          <w:ilvl w:val="0"/>
-          <w:numId w:val="11"/>
-        </w:numPr>
-        <w:spacing w:before="100" w:beforeAutospacing="1" w:after="100" w:afterAutospacing="1" w:line="240" w:lineRule="auto"/>
-        <w:rPr>
-          <w:rFonts w:ascii="Times New Roman" w:eastAsia="Times New Roman" w:hAnsi="Times New Roman" w:cs="Times New Roman"/>
-          <w:sz w:val="24"/>
-          <w:szCs w:val="24"/>
-          <w:lang w:val="en-US"/>
-        </w:rPr>
-      </w:pPr>
-      <w:r>
-        <w:rPr>
-          <w:rFonts w:ascii="Times New Roman" w:eastAsia="Times New Roman" w:hAnsi="Times New Roman" w:cs="Times New Roman"/>
-          <w:sz w:val="24"/>
-          <w:szCs w:val="24"/>
-          <w:lang w:val="en-US"/>
-        </w:rPr>
-        <w:t>Analyze risks and prioritize findings based on severity.</w:t>
-      </w:r>
-    </w:p>
-    <w:p>
-      <w:pPr>
-        <w:numPr>
-          <w:ilvl w:val="0"/>
-          <w:numId w:val="11"/>
-        </w:numPr>
-        <w:spacing w:before="100" w:beforeAutospacing="1" w:after="100" w:afterAutospacing="1" w:line="240" w:lineRule="auto"/>
-        <w:rPr>
-          <w:rFonts w:ascii="Times New Roman" w:eastAsia="Times New Roman" w:hAnsi="Times New Roman" w:cs="Times New Roman"/>
-          <w:sz w:val="24"/>
-          <w:szCs w:val="24"/>
-          <w:lang w:val="en-US"/>
-        </w:rPr>
-      </w:pPr>
-      <w:r>
-        <w:rPr>
-          <w:rFonts w:ascii="Times New Roman" w:eastAsia="Times New Roman" w:hAnsi="Times New Roman" w:cs="Times New Roman"/>
-          <w:sz w:val="24"/>
-          <w:szCs w:val="24"/>
-          <w:lang w:val="en-US"/>
-        </w:rPr>
-        <w:t>Implement recommended security improvements and remediation measures.</w:t>
-      </w:r>
-    </w:p>
-    <w:p>
-      <w:pPr>
-        <w:numPr>
-          <w:ilvl w:val="0"/>
-          <w:numId w:val="11"/>
-        </w:numPr>
-        <w:spacing w:before="100" w:beforeAutospacing="1" w:after="100" w:afterAutospacing="1" w:line="240" w:lineRule="auto"/>
-        <w:rPr>
-          <w:rFonts w:ascii="Times New Roman" w:eastAsia="Times New Roman" w:hAnsi="Times New Roman" w:cs="Times New Roman"/>
-          <w:sz w:val="24"/>
-          <w:szCs w:val="24"/>
-          <w:lang w:val="en-US"/>
-        </w:rPr>
-      </w:pPr>
-      <w:r>
-        <w:rPr>
-          <w:rFonts w:ascii="Times New Roman" w:eastAsia="Times New Roman" w:hAnsi="Times New Roman" w:cs="Times New Roman"/>
-          <w:sz w:val="24"/>
-          <w:szCs w:val="24"/>
-          <w:lang w:val="en-US"/>
-        </w:rPr>
-        <w:t>Conduct re-testing to verify that vulnerabilities have been resolved.</w:t>
-      </w:r>
-    </w:p>
-    <w:p>
-      <w:pPr>
-        <w:numPr>
-          <w:ilvl w:val="0"/>
-          <w:numId w:val="11"/>
-        </w:numPr>
-        <w:spacing w:before="100" w:beforeAutospacing="1" w:after="100" w:afterAutospacing="1" w:line="240" w:lineRule="auto"/>
-        <w:rPr>
-          <w:rFonts w:ascii="Times New Roman" w:eastAsia="Times New Roman" w:hAnsi="Times New Roman" w:cs="Times New Roman"/>
-          <w:sz w:val="24"/>
-          <w:szCs w:val="24"/>
-          <w:lang w:val="en-US"/>
-        </w:rPr>
-      </w:pPr>
-      <w:r>
-        <w:rPr>
-          <w:rFonts w:ascii="Times New Roman" w:eastAsia="Times New Roman" w:hAnsi="Times New Roman" w:cs="Times New Roman"/>
-          <w:sz w:val="24"/>
-          <w:szCs w:val="24"/>
-          <w:lang w:val="en-US"/>
-        </w:rPr>
-        <w:t xml:space="preserve">Maintain periodic assessments to ensure ongoing </w:t>
-      </w:r>
-      <w:proofErr w:type="spellStart"/>
-      <w:r>
-        <w:rPr>
-          <w:rFonts w:ascii="Times New Roman" w:eastAsia="Times New Roman" w:hAnsi="Times New Roman" w:cs="Times New Roman"/>
-          <w:sz w:val="24"/>
-          <w:szCs w:val="24"/>
-          <w:lang w:val="en-US"/>
-        </w:rPr>
-        <w:t>cybersecurity</w:t>
-      </w:r>
-      <w:proofErr w:type="spellEnd"/>
-      <w:r>
-        <w:rPr>
-          <w:rFonts w:ascii="Times New Roman" w:eastAsia="Times New Roman" w:hAnsi="Times New Roman" w:cs="Times New Roman"/>
-          <w:sz w:val="24"/>
-          <w:szCs w:val="24"/>
-          <w:lang w:val="en-US"/>
-        </w:rPr>
-        <w:t xml:space="preserve"> protection.</w:t>
-      </w:r>
-    </w:p>
-    <w:p>
-      <w:pPr>
-        <w:spacing w:before="100" w:beforeAutospacing="1" w:after="100" w:afterAutospacing="1" w:line="240" w:lineRule="auto"/>
-        <w:rPr>
-          <w:rFonts w:ascii="Times New Roman" w:eastAsia="Times New Roman" w:hAnsi="Times New Roman" w:cs="Times New Roman"/>
-          <w:sz w:val="24"/>
-          <w:szCs w:val="24"/>
-          <w:lang w:val="en-US"/>
-        </w:rPr>
-      </w:pPr>
-      <w:r>
-        <w:rPr>
-          <w:rFonts w:ascii="Times New Roman" w:eastAsia="Times New Roman" w:hAnsi="Times New Roman" w:cs="Times New Roman"/>
-          <w:sz w:val="24"/>
-          <w:szCs w:val="24"/>
-          <w:lang w:val="en-US"/>
-        </w:rPr>
-        <w:t>Continuous monitoring and regular testing are essential because new cyber threats emerge frequently.</w:t>
-      </w:r>
-    </w:p>
-    <w:p>
-      <w:pPr>
-        <w:spacing w:before="100" w:beforeAutospacing="1" w:after="100" w:afterAutospacing="1" w:line="240" w:lineRule="auto"/>
-        <w:outlineLvl w:val="1"/>
-        <w:rPr>
-          <w:rFonts w:ascii="Times New Roman" w:eastAsia="Times New Roman" w:hAnsi="Times New Roman" w:cs="Times New Roman"/>
-          <w:b/>
-          <w:bCs/>
-          <w:sz w:val="36"/>
-          <w:szCs w:val="36"/>
-          <w:lang w:val="en-US"/>
-        </w:rPr>
-      </w:pPr>
-      <w:r>
-        <w:rPr>
-          <w:rFonts w:ascii="Times New Roman" w:eastAsia="Times New Roman" w:hAnsi="Times New Roman" w:cs="Times New Roman"/>
-          <w:b/>
-          <w:bCs/>
-          <w:sz w:val="36"/>
-          <w:szCs w:val="36"/>
-          <w:lang w:val="en-US"/>
+        <w:spacing w:before="0" w:beforeAutospacing="0" w:after="240" w:afterAutospacing="0"/>
+        <w:textAlignment w:val="baseline"/>
+        <w:rPr>
+          <w:rFonts w:ascii="Arial" w:hAnsi="Arial" w:cs="Arial"/>
+          <w:color w:val="000000"/>
+          <w:sz w:val="22"/>
+          <w:szCs w:val="22"/>
+        </w:rPr>
+      </w:pPr>
+      <w:r>
+        <w:rPr>
+          <w:rFonts w:ascii="Arial" w:hAnsi="Arial" w:cs="Arial"/>
+          <w:color w:val="000000"/>
+          <w:sz w:val="22"/>
+          <w:szCs w:val="22"/>
+        </w:rPr>
+        <w:t>Animal feed manufacturers</w:t>
+      </w:r>
+    </w:p>
+    <w:p>
+      <w:pPr>
+        <w:pStyle w:val="NormalWeb"/>
+        <w:spacing w:before="240" w:beforeAutospacing="0" w:after="240" w:afterAutospacing="0"/>
+      </w:pPr>
+      <w:r>
+        <w:rPr>
+          <w:rFonts w:ascii="Arial" w:hAnsi="Arial" w:cs="Arial"/>
+          <w:color w:val="000000"/>
+          <w:sz w:val="22"/>
+          <w:szCs w:val="22"/>
+        </w:rPr>
+        <w:t>Organizations involved in food production or supporting the food supply chain can benefit from implementing FSSC 22000.</w:t>
+      </w:r>
+    </w:p>
+    <w:p>
+      <w:pPr>
+        <w:pStyle w:val="Heading2"/>
+        <w:spacing w:before="360" w:beforeAutospacing="0" w:after="80" w:afterAutospacing="0"/>
+      </w:pPr>
+      <w:r>
+        <w:rPr>
+          <w:rFonts w:ascii="Arial" w:hAnsi="Arial" w:cs="Arial"/>
+          <w:color w:val="000000"/>
+          <w:sz w:val="34"/>
+          <w:szCs w:val="34"/>
+        </w:rPr>
+        <w:t>Why Choose Professional FSSC 22000 Consultants?</w:t>
+      </w:r>
+    </w:p>
+    <w:p>
+      <w:pPr>
+        <w:pStyle w:val="NormalWeb"/>
+        <w:spacing w:before="240" w:beforeAutospacing="0" w:after="240" w:afterAutospacing="0"/>
+      </w:pPr>
+      <w:r>
+        <w:rPr>
+          <w:rFonts w:ascii="Arial" w:hAnsi="Arial" w:cs="Arial"/>
+          <w:color w:val="000000"/>
+          <w:sz w:val="22"/>
+          <w:szCs w:val="22"/>
+        </w:rPr>
+        <w:t>Implementing FSSC 22000 requires expertise in food safety management, hazard analysis, documentation, prerequisite programs, and audit preparation. Professional consultants assist organizations with gap assessments, system implementation, documentation development, employee training, internal audits, and certification readiness.</w:t>
+      </w:r>
+    </w:p>
+    <w:p>
+      <w:pPr>
+        <w:pStyle w:val="NormalWeb"/>
+        <w:spacing w:before="240" w:beforeAutospacing="0" w:after="240" w:afterAutospacing="0"/>
+      </w:pPr>
+      <w:r>
+        <w:rPr>
+          <w:rFonts w:ascii="Arial" w:hAnsi="Arial" w:cs="Arial"/>
+          <w:color w:val="000000"/>
+          <w:sz w:val="22"/>
+          <w:szCs w:val="22"/>
+        </w:rPr>
+        <w:t>Their guidance helps simplify the certification process, reduce implementation challenges, and ensure compliance with internationally recognized food safety requirements.</w:t>
+      </w:r>
+    </w:p>
+    <w:p>
+      <w:pPr>
+        <w:pStyle w:val="Heading2"/>
+        <w:spacing w:before="360" w:beforeAutospacing="0" w:after="80" w:afterAutospacing="0"/>
+      </w:pPr>
+      <w:r>
+        <w:rPr>
+          <w:rFonts w:ascii="Arial" w:hAnsi="Arial" w:cs="Arial"/>
+          <w:color w:val="000000"/>
+          <w:sz w:val="34"/>
+          <w:szCs w:val="34"/>
         </w:rPr>
         <w:t>Conclusion</w:t>
       </w:r>
     </w:p>
     <w:p>
       <w:pPr>
-        <w:spacing w:before="100" w:beforeAutospacing="1" w:after="100" w:afterAutospacing="1" w:line="240" w:lineRule="auto"/>
-        <w:rPr>
-          <w:rFonts w:ascii="Times New Roman" w:eastAsia="Times New Roman" w:hAnsi="Times New Roman" w:cs="Times New Roman"/>
-          <w:sz w:val="24"/>
-          <w:szCs w:val="24"/>
-          <w:lang w:val="en-US"/>
-        </w:rPr>
-      </w:pPr>
-      <w:r>
-        <w:rPr>
-          <w:rFonts w:ascii="Times New Roman" w:eastAsia="Times New Roman" w:hAnsi="Times New Roman" w:cs="Times New Roman"/>
-          <w:sz w:val="24"/>
-          <w:szCs w:val="24"/>
-          <w:lang w:val="en-US"/>
-        </w:rPr>
-        <w:t xml:space="preserve">As cyber threats become increasingly sophisticated, </w:t>
-      </w:r>
+        <w:pStyle w:val="NormalWeb"/>
+        <w:spacing w:before="240" w:beforeAutospacing="0" w:after="240" w:afterAutospacing="0"/>
+      </w:pPr>
       <w:hyperlink r:id="rId7" w:history="1">
         <w:r>
           <w:rPr>
             <w:rStyle w:val="Hyperlink"/>
-            <w:rFonts w:ascii="Times New Roman" w:eastAsia="Times New Roman" w:hAnsi="Times New Roman" w:cs="Times New Roman"/>
+            <w:rFonts w:ascii="Arial" w:hAnsi="Arial" w:cs="Arial"/>
             <w:b/>
-            <w:sz w:val="24"/>
-            <w:szCs w:val="24"/>
-            <w:lang w:val="en-US"/>
+            <w:bCs/>
+            <w:color w:val="1155CC"/>
+            <w:sz w:val="22"/>
+            <w:szCs w:val="22"/>
           </w:rPr>
-          <w:t>VAPT Certification</w:t>
+          <w:t>FSSC 22000 Certification in Mongolia</w:t>
         </w:r>
       </w:hyperlink>
       <w:r>
         <w:rPr>
-          <w:rFonts w:ascii="Times New Roman" w:eastAsia="Times New Roman" w:hAnsi="Times New Roman" w:cs="Times New Roman"/>
-          <w:sz w:val="24"/>
-          <w:szCs w:val="24"/>
-          <w:lang w:val="en-US"/>
-        </w:rPr>
-        <w:t xml:space="preserve"> has become an essential </w:t>
-      </w:r>
-      <w:proofErr w:type="spellStart"/>
-      <w:r>
-        <w:rPr>
-          <w:rFonts w:ascii="Times New Roman" w:eastAsia="Times New Roman" w:hAnsi="Times New Roman" w:cs="Times New Roman"/>
-          <w:sz w:val="24"/>
-          <w:szCs w:val="24"/>
-          <w:lang w:val="en-US"/>
-        </w:rPr>
-        <w:t>cybersecurity</w:t>
-      </w:r>
-      <w:proofErr w:type="spellEnd"/>
-      <w:r>
-        <w:rPr>
-          <w:rFonts w:ascii="Times New Roman" w:eastAsia="Times New Roman" w:hAnsi="Times New Roman" w:cs="Times New Roman"/>
-          <w:sz w:val="24"/>
-          <w:szCs w:val="24"/>
-          <w:lang w:val="en-US"/>
-        </w:rPr>
-        <w:t xml:space="preserve"> practice for organizations in Algeria. By identifying vulnerabilities, simulating real-world attacks, and implementing effective security controls, businesses can protect sensitive information, strengthen customer trust, and ensure uninterrupted operations. Investing in regular VAPT assessments enables Algerian organizations to improve their </w:t>
-      </w:r>
-      <w:proofErr w:type="spellStart"/>
-      <w:r>
-        <w:rPr>
-          <w:rFonts w:ascii="Times New Roman" w:eastAsia="Times New Roman" w:hAnsi="Times New Roman" w:cs="Times New Roman"/>
-          <w:sz w:val="24"/>
-          <w:szCs w:val="24"/>
-          <w:lang w:val="en-US"/>
-        </w:rPr>
-        <w:t>cybersecurity</w:t>
-      </w:r>
-      <w:proofErr w:type="spellEnd"/>
-      <w:r>
-        <w:rPr>
-          <w:rFonts w:ascii="Times New Roman" w:eastAsia="Times New Roman" w:hAnsi="Times New Roman" w:cs="Times New Roman"/>
-          <w:sz w:val="24"/>
-          <w:szCs w:val="24"/>
-          <w:lang w:val="en-US"/>
-        </w:rPr>
-        <w:t xml:space="preserve"> resilience, meet industry expectations, and support long-term business growth in an increasingly connected digital world.</w:t>
+          <w:rFonts w:ascii="Arial" w:hAnsi="Arial" w:cs="Arial"/>
+          <w:color w:val="000000"/>
+          <w:sz w:val="22"/>
+          <w:szCs w:val="22"/>
+        </w:rPr>
+        <w:t xml:space="preserve"> is a valuable investment for food businesses committed to producing safe, high-quality products and expanding into international markets. By implementing a GFSI-recognized Food Safety Management System, organizations can strengthen food safety controls, improve regulatory compliance, enhance customer confidence, and gain a competitive advantage in the global food industry. As Mongolia's food sector continues to grow, FSSC 22000 certification provides a strong foundation for sustainable business success and long-term market growth.</w:t>
       </w:r>
     </w:p>
     <w:p/>
@@ -1917,6 +1259,304 @@
 <file path=word/numbering.xml><?xml version="1.0" encoding="utf-8"?>
 <w:numbering xmlns:ve="http://schemas.openxmlformats.org/markup-compatibility/2006" xmlns:o="urn:schemas-microsoft-com:office:office" xmlns:r="http://schemas.openxmlformats.org/officeDocument/2006/relationships" xmlns:m="http://schemas.openxmlformats.org/officeDocument/2006/math" xmlns:v="urn:schemas-microsoft-com:vml" xmlns:wp="http://schemas.openxmlformats.org/drawingml/2006/wordprocessingDrawing" xmlns:w10="urn:schemas-microsoft-com:office:word" xmlns:w="http://schemas.openxmlformats.org/wordprocessingml/2006/main" xmlns:wne="http://schemas.microsoft.com/office/word/2006/wordml">
   <w:abstractNum w:abstractNumId="0">
+    <w:nsid w:val="01C03EEE"/>
+    <w:multiLevelType w:val="multilevel"/>
+    <w:tmpl w:val="F8BA9568"/>
+    <w:lvl w:ilvl="0">
+      <w:start w:val="1"/>
+      <w:numFmt w:val="bullet"/>
+      <w:lvlText w:val=""/>
+      <w:lvlJc w:val="left"/>
+      <w:pPr>
+        <w:tabs>
+          <w:tab w:val="num" w:pos="720"/>
+        </w:tabs>
+        <w:ind w:left="720" w:hanging="360"/>
+      </w:pPr>
+      <w:rPr>
+        <w:rFonts w:ascii="Symbol" w:hAnsi="Symbol" w:hint="default"/>
+        <w:sz w:val="20"/>
+      </w:rPr>
+    </w:lvl>
+    <w:lvl w:ilvl="1" w:tentative="1">
+      <w:start w:val="1"/>
+      <w:numFmt w:val="bullet"/>
+      <w:lvlText w:val="o"/>
+      <w:lvlJc w:val="left"/>
+      <w:pPr>
+        <w:tabs>
+          <w:tab w:val="num" w:pos="1440"/>
+        </w:tabs>
+        <w:ind w:left="1440" w:hanging="360"/>
+      </w:pPr>
+      <w:rPr>
+        <w:rFonts w:ascii="Courier New" w:hAnsi="Courier New" w:hint="default"/>
+        <w:sz w:val="20"/>
+      </w:rPr>
+    </w:lvl>
+    <w:lvl w:ilvl="2" w:tentative="1">
+      <w:start w:val="1"/>
+      <w:numFmt w:val="bullet"/>
+      <w:lvlText w:val=""/>
+      <w:lvlJc w:val="left"/>
+      <w:pPr>
+        <w:tabs>
+          <w:tab w:val="num" w:pos="2160"/>
+        </w:tabs>
+        <w:ind w:left="2160" w:hanging="360"/>
+      </w:pPr>
+      <w:rPr>
+        <w:rFonts w:ascii="Wingdings" w:hAnsi="Wingdings" w:hint="default"/>
+        <w:sz w:val="20"/>
+      </w:rPr>
+    </w:lvl>
+    <w:lvl w:ilvl="3" w:tentative="1">
+      <w:start w:val="1"/>
+      <w:numFmt w:val="bullet"/>
+      <w:lvlText w:val=""/>
+      <w:lvlJc w:val="left"/>
+      <w:pPr>
+        <w:tabs>
+          <w:tab w:val="num" w:pos="2880"/>
+        </w:tabs>
+        <w:ind w:left="2880" w:hanging="360"/>
+      </w:pPr>
+      <w:rPr>
+        <w:rFonts w:ascii="Wingdings" w:hAnsi="Wingdings" w:hint="default"/>
+        <w:sz w:val="20"/>
+      </w:rPr>
+    </w:lvl>
+    <w:lvl w:ilvl="4" w:tentative="1">
+      <w:start w:val="1"/>
+      <w:numFmt w:val="bullet"/>
+      <w:lvlText w:val=""/>
+      <w:lvlJc w:val="left"/>
+      <w:pPr>
+        <w:tabs>
+          <w:tab w:val="num" w:pos="3600"/>
+        </w:tabs>
+        <w:ind w:left="3600" w:hanging="360"/>
+      </w:pPr>
+      <w:rPr>
+        <w:rFonts w:ascii="Wingdings" w:hAnsi="Wingdings" w:hint="default"/>
+        <w:sz w:val="20"/>
+      </w:rPr>
+    </w:lvl>
+    <w:lvl w:ilvl="5" w:tentative="1">
+      <w:start w:val="1"/>
+      <w:numFmt w:val="bullet"/>
+      <w:lvlText w:val=""/>
+      <w:lvlJc w:val="left"/>
+      <w:pPr>
+        <w:tabs>
+          <w:tab w:val="num" w:pos="4320"/>
+        </w:tabs>
+        <w:ind w:left="4320" w:hanging="360"/>
+      </w:pPr>
+      <w:rPr>
+        <w:rFonts w:ascii="Wingdings" w:hAnsi="Wingdings" w:hint="default"/>
+        <w:sz w:val="20"/>
+      </w:rPr>
+    </w:lvl>
+    <w:lvl w:ilvl="6" w:tentative="1">
+      <w:start w:val="1"/>
+      <w:numFmt w:val="bullet"/>
+      <w:lvlText w:val=""/>
+      <w:lvlJc w:val="left"/>
+      <w:pPr>
+        <w:tabs>
+          <w:tab w:val="num" w:pos="5040"/>
+        </w:tabs>
+        <w:ind w:left="5040" w:hanging="360"/>
+      </w:pPr>
+      <w:rPr>
+        <w:rFonts w:ascii="Wingdings" w:hAnsi="Wingdings" w:hint="default"/>
+        <w:sz w:val="20"/>
+      </w:rPr>
+    </w:lvl>
+    <w:lvl w:ilvl="7" w:tentative="1">
+      <w:start w:val="1"/>
+      <w:numFmt w:val="bullet"/>
+      <w:lvlText w:val=""/>
+      <w:lvlJc w:val="left"/>
+      <w:pPr>
+        <w:tabs>
+          <w:tab w:val="num" w:pos="5760"/>
+        </w:tabs>
+        <w:ind w:left="5760" w:hanging="360"/>
+      </w:pPr>
+      <w:rPr>
+        <w:rFonts w:ascii="Wingdings" w:hAnsi="Wingdings" w:hint="default"/>
+        <w:sz w:val="20"/>
+      </w:rPr>
+    </w:lvl>
+    <w:lvl w:ilvl="8" w:tentative="1">
+      <w:start w:val="1"/>
+      <w:numFmt w:val="bullet"/>
+      <w:lvlText w:val=""/>
+      <w:lvlJc w:val="left"/>
+      <w:pPr>
+        <w:tabs>
+          <w:tab w:val="num" w:pos="6480"/>
+        </w:tabs>
+        <w:ind w:left="6480" w:hanging="360"/>
+      </w:pPr>
+      <w:rPr>
+        <w:rFonts w:ascii="Wingdings" w:hAnsi="Wingdings" w:hint="default"/>
+        <w:sz w:val="20"/>
+      </w:rPr>
+    </w:lvl>
+  </w:abstractNum>
+  <w:abstractNum w:abstractNumId="1">
+    <w:nsid w:val="0698296B"/>
+    <w:multiLevelType w:val="multilevel"/>
+    <w:tmpl w:val="411412FE"/>
+    <w:lvl w:ilvl="0">
+      <w:start w:val="1"/>
+      <w:numFmt w:val="bullet"/>
+      <w:lvlText w:val=""/>
+      <w:lvlJc w:val="left"/>
+      <w:pPr>
+        <w:tabs>
+          <w:tab w:val="num" w:pos="720"/>
+        </w:tabs>
+        <w:ind w:left="720" w:hanging="360"/>
+      </w:pPr>
+      <w:rPr>
+        <w:rFonts w:ascii="Symbol" w:hAnsi="Symbol" w:hint="default"/>
+        <w:sz w:val="20"/>
+      </w:rPr>
+    </w:lvl>
+    <w:lvl w:ilvl="1" w:tentative="1">
+      <w:start w:val="1"/>
+      <w:numFmt w:val="bullet"/>
+      <w:lvlText w:val="o"/>
+      <w:lvlJc w:val="left"/>
+      <w:pPr>
+        <w:tabs>
+          <w:tab w:val="num" w:pos="1440"/>
+        </w:tabs>
+        <w:ind w:left="1440" w:hanging="360"/>
+      </w:pPr>
+      <w:rPr>
+        <w:rFonts w:ascii="Courier New" w:hAnsi="Courier New" w:hint="default"/>
+        <w:sz w:val="20"/>
+      </w:rPr>
+    </w:lvl>
+    <w:lvl w:ilvl="2" w:tentative="1">
+      <w:start w:val="1"/>
+      <w:numFmt w:val="bullet"/>
+      <w:lvlText w:val=""/>
+      <w:lvlJc w:val="left"/>
+      <w:pPr>
+        <w:tabs>
+          <w:tab w:val="num" w:pos="2160"/>
+        </w:tabs>
+        <w:ind w:left="2160" w:hanging="360"/>
+      </w:pPr>
+      <w:rPr>
+        <w:rFonts w:ascii="Wingdings" w:hAnsi="Wingdings" w:hint="default"/>
+        <w:sz w:val="20"/>
+      </w:rPr>
+    </w:lvl>
+    <w:lvl w:ilvl="3" w:tentative="1">
+      <w:start w:val="1"/>
+      <w:numFmt w:val="bullet"/>
+      <w:lvlText w:val=""/>
+      <w:lvlJc w:val="left"/>
+      <w:pPr>
+        <w:tabs>
+          <w:tab w:val="num" w:pos="2880"/>
+        </w:tabs>
+        <w:ind w:left="2880" w:hanging="360"/>
+      </w:pPr>
+      <w:rPr>
+        <w:rFonts w:ascii="Wingdings" w:hAnsi="Wingdings" w:hint="default"/>
+        <w:sz w:val="20"/>
+      </w:rPr>
+    </w:lvl>
+    <w:lvl w:ilvl="4" w:tentative="1">
+      <w:start w:val="1"/>
+      <w:numFmt w:val="bullet"/>
+      <w:lvlText w:val=""/>
+      <w:lvlJc w:val="left"/>
+      <w:pPr>
+        <w:tabs>
+          <w:tab w:val="num" w:pos="3600"/>
+        </w:tabs>
+        <w:ind w:left="3600" w:hanging="360"/>
+      </w:pPr>
+      <w:rPr>
+        <w:rFonts w:ascii="Wingdings" w:hAnsi="Wingdings" w:hint="default"/>
+        <w:sz w:val="20"/>
+      </w:rPr>
+    </w:lvl>
+    <w:lvl w:ilvl="5" w:tentative="1">
+      <w:start w:val="1"/>
+      <w:numFmt w:val="bullet"/>
+      <w:lvlText w:val=""/>
+      <w:lvlJc w:val="left"/>
+      <w:pPr>
+        <w:tabs>
+          <w:tab w:val="num" w:pos="4320"/>
+        </w:tabs>
+        <w:ind w:left="4320" w:hanging="360"/>
+      </w:pPr>
+      <w:rPr>
+        <w:rFonts w:ascii="Wingdings" w:hAnsi="Wingdings" w:hint="default"/>
+        <w:sz w:val="20"/>
+      </w:rPr>
+    </w:lvl>
+    <w:lvl w:ilvl="6" w:tentative="1">
+      <w:start w:val="1"/>
+      <w:numFmt w:val="bullet"/>
+      <w:lvlText w:val=""/>
+      <w:lvlJc w:val="left"/>
+      <w:pPr>
+        <w:tabs>
+          <w:tab w:val="num" w:pos="5040"/>
+        </w:tabs>
+        <w:ind w:left="5040" w:hanging="360"/>
+      </w:pPr>
+      <w:rPr>
+        <w:rFonts w:ascii="Wingdings" w:hAnsi="Wingdings" w:hint="default"/>
+        <w:sz w:val="20"/>
+      </w:rPr>
+    </w:lvl>
+    <w:lvl w:ilvl="7" w:tentative="1">
+      <w:start w:val="1"/>
+      <w:numFmt w:val="bullet"/>
+      <w:lvlText w:val=""/>
+      <w:lvlJc w:val="left"/>
+      <w:pPr>
+        <w:tabs>
+          <w:tab w:val="num" w:pos="5760"/>
+        </w:tabs>
+        <w:ind w:left="5760" w:hanging="360"/>
+      </w:pPr>
+      <w:rPr>
+        <w:rFonts w:ascii="Wingdings" w:hAnsi="Wingdings" w:hint="default"/>
+        <w:sz w:val="20"/>
+      </w:rPr>
+    </w:lvl>
+    <w:lvl w:ilvl="8" w:tentative="1">
+      <w:start w:val="1"/>
+      <w:numFmt w:val="bullet"/>
+      <w:lvlText w:val=""/>
+      <w:lvlJc w:val="left"/>
+      <w:pPr>
+        <w:tabs>
+          <w:tab w:val="num" w:pos="6480"/>
+        </w:tabs>
+        <w:ind w:left="6480" w:hanging="360"/>
+      </w:pPr>
+      <w:rPr>
+        <w:rFonts w:ascii="Wingdings" w:hAnsi="Wingdings" w:hint="default"/>
+        <w:sz w:val="20"/>
+      </w:rPr>
+    </w:lvl>
+  </w:abstractNum>
+  <w:abstractNum w:abstractNumId="2">
     <w:nsid w:val="090E050D"/>
     <w:multiLevelType w:val="multilevel"/>
     <w:tmpl w:val="F8907236"/>
@@ -2029,7 +1669,233 @@
       </w:pPr>
     </w:lvl>
   </w:abstractNum>
-  <w:abstractNum w:abstractNumId="1">
+  <w:abstractNum w:abstractNumId="3">
+    <w:nsid w:val="0D5E052E"/>
+    <w:multiLevelType w:val="multilevel"/>
+    <w:tmpl w:val="B1EE9A6C"/>
+    <w:lvl w:ilvl="0">
+      <w:start w:val="1"/>
+      <w:numFmt w:val="decimal"/>
+      <w:lvlText w:val="%1."/>
+      <w:lvlJc w:val="left"/>
+      <w:pPr>
+        <w:tabs>
+          <w:tab w:val="num" w:pos="720"/>
+        </w:tabs>
+        <w:ind w:left="720" w:hanging="360"/>
+      </w:pPr>
+    </w:lvl>
+    <w:lvl w:ilvl="1" w:tentative="1">
+      <w:start w:val="1"/>
+      <w:numFmt w:val="decimal"/>
+      <w:lvlText w:val="%2."/>
+      <w:lvlJc w:val="left"/>
+      <w:pPr>
+        <w:tabs>
+          <w:tab w:val="num" w:pos="1440"/>
+        </w:tabs>
+        <w:ind w:left="1440" w:hanging="360"/>
+      </w:pPr>
+    </w:lvl>
+    <w:lvl w:ilvl="2" w:tentative="1">
+      <w:start w:val="1"/>
+      <w:numFmt w:val="decimal"/>
+      <w:lvlText w:val="%3."/>
+      <w:lvlJc w:val="left"/>
+      <w:pPr>
+        <w:tabs>
+          <w:tab w:val="num" w:pos="2160"/>
+        </w:tabs>
+        <w:ind w:left="2160" w:hanging="360"/>
+      </w:pPr>
+    </w:lvl>
+    <w:lvl w:ilvl="3" w:tentative="1">
+      <w:start w:val="1"/>
+      <w:numFmt w:val="decimal"/>
+      <w:lvlText w:val="%4."/>
+      <w:lvlJc w:val="left"/>
+      <w:pPr>
+        <w:tabs>
+          <w:tab w:val="num" w:pos="2880"/>
+        </w:tabs>
+        <w:ind w:left="2880" w:hanging="360"/>
+      </w:pPr>
+    </w:lvl>
+    <w:lvl w:ilvl="4" w:tentative="1">
+      <w:start w:val="1"/>
+      <w:numFmt w:val="decimal"/>
+      <w:lvlText w:val="%5."/>
+      <w:lvlJc w:val="left"/>
+      <w:pPr>
+        <w:tabs>
+          <w:tab w:val="num" w:pos="3600"/>
+        </w:tabs>
+        <w:ind w:left="3600" w:hanging="360"/>
+      </w:pPr>
+    </w:lvl>
+    <w:lvl w:ilvl="5" w:tentative="1">
+      <w:start w:val="1"/>
+      <w:numFmt w:val="decimal"/>
+      <w:lvlText w:val="%6."/>
+      <w:lvlJc w:val="left"/>
+      <w:pPr>
+        <w:tabs>
+          <w:tab w:val="num" w:pos="4320"/>
+        </w:tabs>
+        <w:ind w:left="4320" w:hanging="360"/>
+      </w:pPr>
+    </w:lvl>
+    <w:lvl w:ilvl="6" w:tentative="1">
+      <w:start w:val="1"/>
+      <w:numFmt w:val="decimal"/>
+      <w:lvlText w:val="%7."/>
+      <w:lvlJc w:val="left"/>
+      <w:pPr>
+        <w:tabs>
+          <w:tab w:val="num" w:pos="5040"/>
+        </w:tabs>
+        <w:ind w:left="5040" w:hanging="360"/>
+      </w:pPr>
+    </w:lvl>
+    <w:lvl w:ilvl="7" w:tentative="1">
+      <w:start w:val="1"/>
+      <w:numFmt w:val="decimal"/>
+      <w:lvlText w:val="%8."/>
+      <w:lvlJc w:val="left"/>
+      <w:pPr>
+        <w:tabs>
+          <w:tab w:val="num" w:pos="5760"/>
+        </w:tabs>
+        <w:ind w:left="5760" w:hanging="360"/>
+      </w:pPr>
+    </w:lvl>
+    <w:lvl w:ilvl="8" w:tentative="1">
+      <w:start w:val="1"/>
+      <w:numFmt w:val="decimal"/>
+      <w:lvlText w:val="%9."/>
+      <w:lvlJc w:val="left"/>
+      <w:pPr>
+        <w:tabs>
+          <w:tab w:val="num" w:pos="6480"/>
+        </w:tabs>
+        <w:ind w:left="6480" w:hanging="360"/>
+      </w:pPr>
+    </w:lvl>
+  </w:abstractNum>
+  <w:abstractNum w:abstractNumId="4">
+    <w:nsid w:val="223452EA"/>
+    <w:multiLevelType w:val="multilevel"/>
+    <w:tmpl w:val="4A449C16"/>
+    <w:lvl w:ilvl="0">
+      <w:start w:val="1"/>
+      <w:numFmt w:val="decimal"/>
+      <w:lvlText w:val="%1."/>
+      <w:lvlJc w:val="left"/>
+      <w:pPr>
+        <w:tabs>
+          <w:tab w:val="num" w:pos="720"/>
+        </w:tabs>
+        <w:ind w:left="720" w:hanging="360"/>
+      </w:pPr>
+    </w:lvl>
+    <w:lvl w:ilvl="1" w:tentative="1">
+      <w:start w:val="1"/>
+      <w:numFmt w:val="decimal"/>
+      <w:lvlText w:val="%2."/>
+      <w:lvlJc w:val="left"/>
+      <w:pPr>
+        <w:tabs>
+          <w:tab w:val="num" w:pos="1440"/>
+        </w:tabs>
+        <w:ind w:left="1440" w:hanging="360"/>
+      </w:pPr>
+    </w:lvl>
+    <w:lvl w:ilvl="2" w:tentative="1">
+      <w:start w:val="1"/>
+      <w:numFmt w:val="decimal"/>
+      <w:lvlText w:val="%3."/>
+      <w:lvlJc w:val="left"/>
+      <w:pPr>
+        <w:tabs>
+          <w:tab w:val="num" w:pos="2160"/>
+        </w:tabs>
+        <w:ind w:left="2160" w:hanging="360"/>
+      </w:pPr>
+    </w:lvl>
+    <w:lvl w:ilvl="3" w:tentative="1">
+      <w:start w:val="1"/>
+      <w:numFmt w:val="decimal"/>
+      <w:lvlText w:val="%4."/>
+      <w:lvlJc w:val="left"/>
+      <w:pPr>
+        <w:tabs>
+          <w:tab w:val="num" w:pos="2880"/>
+        </w:tabs>
+        <w:ind w:left="2880" w:hanging="360"/>
+      </w:pPr>
+    </w:lvl>
+    <w:lvl w:ilvl="4" w:tentative="1">
+      <w:start w:val="1"/>
+      <w:numFmt w:val="decimal"/>
+      <w:lvlText w:val="%5."/>
+      <w:lvlJc w:val="left"/>
+      <w:pPr>
+        <w:tabs>
+          <w:tab w:val="num" w:pos="3600"/>
+        </w:tabs>
+        <w:ind w:left="3600" w:hanging="360"/>
+      </w:pPr>
+    </w:lvl>
+    <w:lvl w:ilvl="5" w:tentative="1">
+      <w:start w:val="1"/>
+      <w:numFmt w:val="decimal"/>
+      <w:lvlText w:val="%6."/>
+      <w:lvlJc w:val="left"/>
+      <w:pPr>
+        <w:tabs>
+          <w:tab w:val="num" w:pos="4320"/>
+        </w:tabs>
+        <w:ind w:left="4320" w:hanging="360"/>
+      </w:pPr>
+    </w:lvl>
+    <w:lvl w:ilvl="6" w:tentative="1">
+      <w:start w:val="1"/>
+      <w:numFmt w:val="decimal"/>
+      <w:lvlText w:val="%7."/>
+      <w:lvlJc w:val="left"/>
+      <w:pPr>
+        <w:tabs>
+          <w:tab w:val="num" w:pos="5040"/>
+        </w:tabs>
+        <w:ind w:left="5040" w:hanging="360"/>
+      </w:pPr>
+    </w:lvl>
+    <w:lvl w:ilvl="7" w:tentative="1">
+      <w:start w:val="1"/>
+      <w:numFmt w:val="decimal"/>
+      <w:lvlText w:val="%8."/>
+      <w:lvlJc w:val="left"/>
+      <w:pPr>
+        <w:tabs>
+          <w:tab w:val="num" w:pos="5760"/>
+        </w:tabs>
+        <w:ind w:left="5760" w:hanging="360"/>
+      </w:pPr>
+    </w:lvl>
+    <w:lvl w:ilvl="8" w:tentative="1">
+      <w:start w:val="1"/>
+      <w:numFmt w:val="decimal"/>
+      <w:lvlText w:val="%9."/>
+      <w:lvlJc w:val="left"/>
+      <w:pPr>
+        <w:tabs>
+          <w:tab w:val="num" w:pos="6480"/>
+        </w:tabs>
+        <w:ind w:left="6480" w:hanging="360"/>
+      </w:pPr>
+    </w:lvl>
+  </w:abstractNum>
+  <w:abstractNum w:abstractNumId="5">
     <w:nsid w:val="24576909"/>
     <w:multiLevelType w:val="multilevel"/>
     <w:tmpl w:val="B92EA6D4"/>
@@ -2178,7 +2044,7 @@
       </w:rPr>
     </w:lvl>
   </w:abstractNum>
-  <w:abstractNum w:abstractNumId="2">
+  <w:abstractNum w:abstractNumId="6">
     <w:nsid w:val="2C2706D1"/>
     <w:multiLevelType w:val="multilevel"/>
     <w:tmpl w:val="5448E95A"/>
@@ -2327,7 +2193,156 @@
       </w:rPr>
     </w:lvl>
   </w:abstractNum>
-  <w:abstractNum w:abstractNumId="3">
+  <w:abstractNum w:abstractNumId="7">
+    <w:nsid w:val="2DEF5721"/>
+    <w:multiLevelType w:val="multilevel"/>
+    <w:tmpl w:val="B3F68700"/>
+    <w:lvl w:ilvl="0">
+      <w:start w:val="1"/>
+      <w:numFmt w:val="bullet"/>
+      <w:lvlText w:val=""/>
+      <w:lvlJc w:val="left"/>
+      <w:pPr>
+        <w:tabs>
+          <w:tab w:val="num" w:pos="720"/>
+        </w:tabs>
+        <w:ind w:left="720" w:hanging="360"/>
+      </w:pPr>
+      <w:rPr>
+        <w:rFonts w:ascii="Symbol" w:hAnsi="Symbol" w:hint="default"/>
+        <w:sz w:val="20"/>
+      </w:rPr>
+    </w:lvl>
+    <w:lvl w:ilvl="1" w:tentative="1">
+      <w:start w:val="1"/>
+      <w:numFmt w:val="bullet"/>
+      <w:lvlText w:val="o"/>
+      <w:lvlJc w:val="left"/>
+      <w:pPr>
+        <w:tabs>
+          <w:tab w:val="num" w:pos="1440"/>
+        </w:tabs>
+        <w:ind w:left="1440" w:hanging="360"/>
+      </w:pPr>
+      <w:rPr>
+        <w:rFonts w:ascii="Courier New" w:hAnsi="Courier New" w:hint="default"/>
+        <w:sz w:val="20"/>
+      </w:rPr>
+    </w:lvl>
+    <w:lvl w:ilvl="2" w:tentative="1">
+      <w:start w:val="1"/>
+      <w:numFmt w:val="bullet"/>
+      <w:lvlText w:val=""/>
+      <w:lvlJc w:val="left"/>
+      <w:pPr>
+        <w:tabs>
+          <w:tab w:val="num" w:pos="2160"/>
+        </w:tabs>
+        <w:ind w:left="2160" w:hanging="360"/>
+      </w:pPr>
+      <w:rPr>
+        <w:rFonts w:ascii="Wingdings" w:hAnsi="Wingdings" w:hint="default"/>
+        <w:sz w:val="20"/>
+      </w:rPr>
+    </w:lvl>
+    <w:lvl w:ilvl="3" w:tentative="1">
+      <w:start w:val="1"/>
+      <w:numFmt w:val="bullet"/>
+      <w:lvlText w:val=""/>
+      <w:lvlJc w:val="left"/>
+      <w:pPr>
+        <w:tabs>
+          <w:tab w:val="num" w:pos="2880"/>
+        </w:tabs>
+        <w:ind w:left="2880" w:hanging="360"/>
+      </w:pPr>
+      <w:rPr>
+        <w:rFonts w:ascii="Wingdings" w:hAnsi="Wingdings" w:hint="default"/>
+        <w:sz w:val="20"/>
+      </w:rPr>
+    </w:lvl>
+    <w:lvl w:ilvl="4" w:tentative="1">
+      <w:start w:val="1"/>
+      <w:numFmt w:val="bullet"/>
+      <w:lvlText w:val=""/>
+      <w:lvlJc w:val="left"/>
+      <w:pPr>
+        <w:tabs>
+          <w:tab w:val="num" w:pos="3600"/>
+        </w:tabs>
+        <w:ind w:left="3600" w:hanging="360"/>
+      </w:pPr>
+      <w:rPr>
+        <w:rFonts w:ascii="Wingdings" w:hAnsi="Wingdings" w:hint="default"/>
+        <w:sz w:val="20"/>
+      </w:rPr>
+    </w:lvl>
+    <w:lvl w:ilvl="5" w:tentative="1">
+      <w:start w:val="1"/>
+      <w:numFmt w:val="bullet"/>
+      <w:lvlText w:val=""/>
+      <w:lvlJc w:val="left"/>
+      <w:pPr>
+        <w:tabs>
+          <w:tab w:val="num" w:pos="4320"/>
+        </w:tabs>
+        <w:ind w:left="4320" w:hanging="360"/>
+      </w:pPr>
+      <w:rPr>
+        <w:rFonts w:ascii="Wingdings" w:hAnsi="Wingdings" w:hint="default"/>
+        <w:sz w:val="20"/>
+      </w:rPr>
+    </w:lvl>
+    <w:lvl w:ilvl="6" w:tentative="1">
+      <w:start w:val="1"/>
+      <w:numFmt w:val="bullet"/>
+      <w:lvlText w:val=""/>
+      <w:lvlJc w:val="left"/>
+      <w:pPr>
+        <w:tabs>
+          <w:tab w:val="num" w:pos="5040"/>
+        </w:tabs>
+        <w:ind w:left="5040" w:hanging="360"/>
+      </w:pPr>
+      <w:rPr>
+        <w:rFonts w:ascii="Wingdings" w:hAnsi="Wingdings" w:hint="default"/>
+        <w:sz w:val="20"/>
+      </w:rPr>
+    </w:lvl>
+    <w:lvl w:ilvl="7" w:tentative="1">
+      <w:start w:val="1"/>
+      <w:numFmt w:val="bullet"/>
+      <w:lvlText w:val=""/>
+      <w:lvlJc w:val="left"/>
+      <w:pPr>
+        <w:tabs>
+          <w:tab w:val="num" w:pos="5760"/>
+        </w:tabs>
+        <w:ind w:left="5760" w:hanging="360"/>
+      </w:pPr>
+      <w:rPr>
+        <w:rFonts w:ascii="Wingdings" w:hAnsi="Wingdings" w:hint="default"/>
+        <w:sz w:val="20"/>
+      </w:rPr>
+    </w:lvl>
+    <w:lvl w:ilvl="8" w:tentative="1">
+      <w:start w:val="1"/>
+      <w:numFmt w:val="bullet"/>
+      <w:lvlText w:val=""/>
+      <w:lvlJc w:val="left"/>
+      <w:pPr>
+        <w:tabs>
+          <w:tab w:val="num" w:pos="6480"/>
+        </w:tabs>
+        <w:ind w:left="6480" w:hanging="360"/>
+      </w:pPr>
+      <w:rPr>
+        <w:rFonts w:ascii="Wingdings" w:hAnsi="Wingdings" w:hint="default"/>
+        <w:sz w:val="20"/>
+      </w:rPr>
+    </w:lvl>
+  </w:abstractNum>
+  <w:abstractNum w:abstractNumId="8">
     <w:nsid w:val="35913903"/>
     <w:multiLevelType w:val="multilevel"/>
     <w:tmpl w:val="E8FA6E42"/>
@@ -2476,7 +2491,7 @@
       </w:rPr>
     </w:lvl>
   </w:abstractNum>
-  <w:abstractNum w:abstractNumId="4">
+  <w:abstractNum w:abstractNumId="9">
     <w:nsid w:val="38596FFC"/>
     <w:multiLevelType w:val="multilevel"/>
     <w:tmpl w:val="AF4C657E"/>
@@ -2625,7 +2640,7 @@
       </w:rPr>
     </w:lvl>
   </w:abstractNum>
-  <w:abstractNum w:abstractNumId="5">
+  <w:abstractNum w:abstractNumId="10">
     <w:nsid w:val="3DD42039"/>
     <w:multiLevelType w:val="multilevel"/>
     <w:tmpl w:val="C896A848"/>
@@ -2774,7 +2789,156 @@
       </w:rPr>
     </w:lvl>
   </w:abstractNum>
-  <w:abstractNum w:abstractNumId="6">
+  <w:abstractNum w:abstractNumId="11">
+    <w:nsid w:val="42F57374"/>
+    <w:multiLevelType w:val="multilevel"/>
+    <w:tmpl w:val="D9123CE8"/>
+    <w:lvl w:ilvl="0">
+      <w:start w:val="1"/>
+      <w:numFmt w:val="bullet"/>
+      <w:lvlText w:val=""/>
+      <w:lvlJc w:val="left"/>
+      <w:pPr>
+        <w:tabs>
+          <w:tab w:val="num" w:pos="720"/>
+        </w:tabs>
+        <w:ind w:left="720" w:hanging="360"/>
+      </w:pPr>
+      <w:rPr>
+        <w:rFonts w:ascii="Symbol" w:hAnsi="Symbol" w:hint="default"/>
+        <w:sz w:val="20"/>
+      </w:rPr>
+    </w:lvl>
+    <w:lvl w:ilvl="1" w:tentative="1">
+      <w:start w:val="1"/>
+      <w:numFmt w:val="bullet"/>
+      <w:lvlText w:val="o"/>
+      <w:lvlJc w:val="left"/>
+      <w:pPr>
+        <w:tabs>
+          <w:tab w:val="num" w:pos="1440"/>
+        </w:tabs>
+        <w:ind w:left="1440" w:hanging="360"/>
+      </w:pPr>
+      <w:rPr>
+        <w:rFonts w:ascii="Courier New" w:hAnsi="Courier New" w:hint="default"/>
+        <w:sz w:val="20"/>
+      </w:rPr>
+    </w:lvl>
+    <w:lvl w:ilvl="2" w:tentative="1">
+      <w:start w:val="1"/>
+      <w:numFmt w:val="bullet"/>
+      <w:lvlText w:val=""/>
+      <w:lvlJc w:val="left"/>
+      <w:pPr>
+        <w:tabs>
+          <w:tab w:val="num" w:pos="2160"/>
+        </w:tabs>
+        <w:ind w:left="2160" w:hanging="360"/>
+      </w:pPr>
+      <w:rPr>
+        <w:rFonts w:ascii="Wingdings" w:hAnsi="Wingdings" w:hint="default"/>
+        <w:sz w:val="20"/>
+      </w:rPr>
+    </w:lvl>
+    <w:lvl w:ilvl="3" w:tentative="1">
+      <w:start w:val="1"/>
+      <w:numFmt w:val="bullet"/>
+      <w:lvlText w:val=""/>
+      <w:lvlJc w:val="left"/>
+      <w:pPr>
+        <w:tabs>
+          <w:tab w:val="num" w:pos="2880"/>
+        </w:tabs>
+        <w:ind w:left="2880" w:hanging="360"/>
+      </w:pPr>
+      <w:rPr>
+        <w:rFonts w:ascii="Wingdings" w:hAnsi="Wingdings" w:hint="default"/>
+        <w:sz w:val="20"/>
+      </w:rPr>
+    </w:lvl>
+    <w:lvl w:ilvl="4" w:tentative="1">
+      <w:start w:val="1"/>
+      <w:numFmt w:val="bullet"/>
+      <w:lvlText w:val=""/>
+      <w:lvlJc w:val="left"/>
+      <w:pPr>
+        <w:tabs>
+          <w:tab w:val="num" w:pos="3600"/>
+        </w:tabs>
+        <w:ind w:left="3600" w:hanging="360"/>
+      </w:pPr>
+      <w:rPr>
+        <w:rFonts w:ascii="Wingdings" w:hAnsi="Wingdings" w:hint="default"/>
+        <w:sz w:val="20"/>
+      </w:rPr>
+    </w:lvl>
+    <w:lvl w:ilvl="5" w:tentative="1">
+      <w:start w:val="1"/>
+      <w:numFmt w:val="bullet"/>
+      <w:lvlText w:val=""/>
+      <w:lvlJc w:val="left"/>
+      <w:pPr>
+        <w:tabs>
+          <w:tab w:val="num" w:pos="4320"/>
+        </w:tabs>
+        <w:ind w:left="4320" w:hanging="360"/>
+      </w:pPr>
+      <w:rPr>
+        <w:rFonts w:ascii="Wingdings" w:hAnsi="Wingdings" w:hint="default"/>
+        <w:sz w:val="20"/>
+      </w:rPr>
+    </w:lvl>
+    <w:lvl w:ilvl="6" w:tentative="1">
+      <w:start w:val="1"/>
+      <w:numFmt w:val="bullet"/>
+      <w:lvlText w:val=""/>
+      <w:lvlJc w:val="left"/>
+      <w:pPr>
+        <w:tabs>
+          <w:tab w:val="num" w:pos="5040"/>
+        </w:tabs>
+        <w:ind w:left="5040" w:hanging="360"/>
+      </w:pPr>
+      <w:rPr>
+        <w:rFonts w:ascii="Wingdings" w:hAnsi="Wingdings" w:hint="default"/>
+        <w:sz w:val="20"/>
+      </w:rPr>
+    </w:lvl>
+    <w:lvl w:ilvl="7" w:tentative="1">
+      <w:start w:val="1"/>
+      <w:numFmt w:val="bullet"/>
+      <w:lvlText w:val=""/>
+      <w:lvlJc w:val="left"/>
+      <w:pPr>
+        <w:tabs>
+          <w:tab w:val="num" w:pos="5760"/>
+        </w:tabs>
+        <w:ind w:left="5760" w:hanging="360"/>
+      </w:pPr>
+      <w:rPr>
+        <w:rFonts w:ascii="Wingdings" w:hAnsi="Wingdings" w:hint="default"/>
+        <w:sz w:val="20"/>
+      </w:rPr>
+    </w:lvl>
+    <w:lvl w:ilvl="8" w:tentative="1">
+      <w:start w:val="1"/>
+      <w:numFmt w:val="bullet"/>
+      <w:lvlText w:val=""/>
+      <w:lvlJc w:val="left"/>
+      <w:pPr>
+        <w:tabs>
+          <w:tab w:val="num" w:pos="6480"/>
+        </w:tabs>
+        <w:ind w:left="6480" w:hanging="360"/>
+      </w:pPr>
+      <w:rPr>
+        <w:rFonts w:ascii="Wingdings" w:hAnsi="Wingdings" w:hint="default"/>
+        <w:sz w:val="20"/>
+      </w:rPr>
+    </w:lvl>
+  </w:abstractNum>
+  <w:abstractNum w:abstractNumId="12">
     <w:nsid w:val="47A82BEF"/>
     <w:multiLevelType w:val="multilevel"/>
     <w:tmpl w:val="534289B8"/>
@@ -2923,7 +3087,305 @@
       </w:rPr>
     </w:lvl>
   </w:abstractNum>
-  <w:abstractNum w:abstractNumId="7">
+  <w:abstractNum w:abstractNumId="13">
+    <w:nsid w:val="49A44B1C"/>
+    <w:multiLevelType w:val="multilevel"/>
+    <w:tmpl w:val="7D127940"/>
+    <w:lvl w:ilvl="0">
+      <w:start w:val="1"/>
+      <w:numFmt w:val="bullet"/>
+      <w:lvlText w:val=""/>
+      <w:lvlJc w:val="left"/>
+      <w:pPr>
+        <w:tabs>
+          <w:tab w:val="num" w:pos="720"/>
+        </w:tabs>
+        <w:ind w:left="720" w:hanging="360"/>
+      </w:pPr>
+      <w:rPr>
+        <w:rFonts w:ascii="Symbol" w:hAnsi="Symbol" w:hint="default"/>
+        <w:sz w:val="20"/>
+      </w:rPr>
+    </w:lvl>
+    <w:lvl w:ilvl="1" w:tentative="1">
+      <w:start w:val="1"/>
+      <w:numFmt w:val="bullet"/>
+      <w:lvlText w:val="o"/>
+      <w:lvlJc w:val="left"/>
+      <w:pPr>
+        <w:tabs>
+          <w:tab w:val="num" w:pos="1440"/>
+        </w:tabs>
+        <w:ind w:left="1440" w:hanging="360"/>
+      </w:pPr>
+      <w:rPr>
+        <w:rFonts w:ascii="Courier New" w:hAnsi="Courier New" w:hint="default"/>
+        <w:sz w:val="20"/>
+      </w:rPr>
+    </w:lvl>
+    <w:lvl w:ilvl="2" w:tentative="1">
+      <w:start w:val="1"/>
+      <w:numFmt w:val="bullet"/>
+      <w:lvlText w:val=""/>
+      <w:lvlJc w:val="left"/>
+      <w:pPr>
+        <w:tabs>
+          <w:tab w:val="num" w:pos="2160"/>
+        </w:tabs>
+        <w:ind w:left="2160" w:hanging="360"/>
+      </w:pPr>
+      <w:rPr>
+        <w:rFonts w:ascii="Wingdings" w:hAnsi="Wingdings" w:hint="default"/>
+        <w:sz w:val="20"/>
+      </w:rPr>
+    </w:lvl>
+    <w:lvl w:ilvl="3" w:tentative="1">
+      <w:start w:val="1"/>
+      <w:numFmt w:val="bullet"/>
+      <w:lvlText w:val=""/>
+      <w:lvlJc w:val="left"/>
+      <w:pPr>
+        <w:tabs>
+          <w:tab w:val="num" w:pos="2880"/>
+        </w:tabs>
+        <w:ind w:left="2880" w:hanging="360"/>
+      </w:pPr>
+      <w:rPr>
+        <w:rFonts w:ascii="Wingdings" w:hAnsi="Wingdings" w:hint="default"/>
+        <w:sz w:val="20"/>
+      </w:rPr>
+    </w:lvl>
+    <w:lvl w:ilvl="4" w:tentative="1">
+      <w:start w:val="1"/>
+      <w:numFmt w:val="bullet"/>
+      <w:lvlText w:val=""/>
+      <w:lvlJc w:val="left"/>
+      <w:pPr>
+        <w:tabs>
+          <w:tab w:val="num" w:pos="3600"/>
+        </w:tabs>
+        <w:ind w:left="3600" w:hanging="360"/>
+      </w:pPr>
+      <w:rPr>
+        <w:rFonts w:ascii="Wingdings" w:hAnsi="Wingdings" w:hint="default"/>
+        <w:sz w:val="20"/>
+      </w:rPr>
+    </w:lvl>
+    <w:lvl w:ilvl="5" w:tentative="1">
+      <w:start w:val="1"/>
+      <w:numFmt w:val="bullet"/>
+      <w:lvlText w:val=""/>
+      <w:lvlJc w:val="left"/>
+      <w:pPr>
+        <w:tabs>
+          <w:tab w:val="num" w:pos="4320"/>
+        </w:tabs>
+        <w:ind w:left="4320" w:hanging="360"/>
+      </w:pPr>
+      <w:rPr>
+        <w:rFonts w:ascii="Wingdings" w:hAnsi="Wingdings" w:hint="default"/>
+        <w:sz w:val="20"/>
+      </w:rPr>
+    </w:lvl>
+    <w:lvl w:ilvl="6" w:tentative="1">
+      <w:start w:val="1"/>
+      <w:numFmt w:val="bullet"/>
+      <w:lvlText w:val=""/>
+      <w:lvlJc w:val="left"/>
+      <w:pPr>
+        <w:tabs>
+          <w:tab w:val="num" w:pos="5040"/>
+        </w:tabs>
+        <w:ind w:left="5040" w:hanging="360"/>
+      </w:pPr>
+      <w:rPr>
+        <w:rFonts w:ascii="Wingdings" w:hAnsi="Wingdings" w:hint="default"/>
+        <w:sz w:val="20"/>
+      </w:rPr>
+    </w:lvl>
+    <w:lvl w:ilvl="7" w:tentative="1">
+      <w:start w:val="1"/>
+      <w:numFmt w:val="bullet"/>
+      <w:lvlText w:val=""/>
+      <w:lvlJc w:val="left"/>
+      <w:pPr>
+        <w:tabs>
+          <w:tab w:val="num" w:pos="5760"/>
+        </w:tabs>
+        <w:ind w:left="5760" w:hanging="360"/>
+      </w:pPr>
+      <w:rPr>
+        <w:rFonts w:ascii="Wingdings" w:hAnsi="Wingdings" w:hint="default"/>
+        <w:sz w:val="20"/>
+      </w:rPr>
+    </w:lvl>
+    <w:lvl w:ilvl="8" w:tentative="1">
+      <w:start w:val="1"/>
+      <w:numFmt w:val="bullet"/>
+      <w:lvlText w:val=""/>
+      <w:lvlJc w:val="left"/>
+      <w:pPr>
+        <w:tabs>
+          <w:tab w:val="num" w:pos="6480"/>
+        </w:tabs>
+        <w:ind w:left="6480" w:hanging="360"/>
+      </w:pPr>
+      <w:rPr>
+        <w:rFonts w:ascii="Wingdings" w:hAnsi="Wingdings" w:hint="default"/>
+        <w:sz w:val="20"/>
+      </w:rPr>
+    </w:lvl>
+  </w:abstractNum>
+  <w:abstractNum w:abstractNumId="14">
+    <w:nsid w:val="59F24F45"/>
+    <w:multiLevelType w:val="multilevel"/>
+    <w:tmpl w:val="9ACE6DF8"/>
+    <w:lvl w:ilvl="0">
+      <w:start w:val="1"/>
+      <w:numFmt w:val="bullet"/>
+      <w:lvlText w:val=""/>
+      <w:lvlJc w:val="left"/>
+      <w:pPr>
+        <w:tabs>
+          <w:tab w:val="num" w:pos="720"/>
+        </w:tabs>
+        <w:ind w:left="720" w:hanging="360"/>
+      </w:pPr>
+      <w:rPr>
+        <w:rFonts w:ascii="Symbol" w:hAnsi="Symbol" w:hint="default"/>
+        <w:sz w:val="20"/>
+      </w:rPr>
+    </w:lvl>
+    <w:lvl w:ilvl="1" w:tentative="1">
+      <w:start w:val="1"/>
+      <w:numFmt w:val="bullet"/>
+      <w:lvlText w:val="o"/>
+      <w:lvlJc w:val="left"/>
+      <w:pPr>
+        <w:tabs>
+          <w:tab w:val="num" w:pos="1440"/>
+        </w:tabs>
+        <w:ind w:left="1440" w:hanging="360"/>
+      </w:pPr>
+      <w:rPr>
+        <w:rFonts w:ascii="Courier New" w:hAnsi="Courier New" w:hint="default"/>
+        <w:sz w:val="20"/>
+      </w:rPr>
+    </w:lvl>
+    <w:lvl w:ilvl="2" w:tentative="1">
+      <w:start w:val="1"/>
+      <w:numFmt w:val="bullet"/>
+      <w:lvlText w:val=""/>
+      <w:lvlJc w:val="left"/>
+      <w:pPr>
+        <w:tabs>
+          <w:tab w:val="num" w:pos="2160"/>
+        </w:tabs>
+        <w:ind w:left="2160" w:hanging="360"/>
+      </w:pPr>
+      <w:rPr>
+        <w:rFonts w:ascii="Wingdings" w:hAnsi="Wingdings" w:hint="default"/>
+        <w:sz w:val="20"/>
+      </w:rPr>
+    </w:lvl>
+    <w:lvl w:ilvl="3" w:tentative="1">
+      <w:start w:val="1"/>
+      <w:numFmt w:val="bullet"/>
+      <w:lvlText w:val=""/>
+      <w:lvlJc w:val="left"/>
+      <w:pPr>
+        <w:tabs>
+          <w:tab w:val="num" w:pos="2880"/>
+        </w:tabs>
+        <w:ind w:left="2880" w:hanging="360"/>
+      </w:pPr>
+      <w:rPr>
+        <w:rFonts w:ascii="Wingdings" w:hAnsi="Wingdings" w:hint="default"/>
+        <w:sz w:val="20"/>
+      </w:rPr>
+    </w:lvl>
+    <w:lvl w:ilvl="4" w:tentative="1">
+      <w:start w:val="1"/>
+      <w:numFmt w:val="bullet"/>
+      <w:lvlText w:val=""/>
+      <w:lvlJc w:val="left"/>
+      <w:pPr>
+        <w:tabs>
+          <w:tab w:val="num" w:pos="3600"/>
+        </w:tabs>
+        <w:ind w:left="3600" w:hanging="360"/>
+      </w:pPr>
+      <w:rPr>
+        <w:rFonts w:ascii="Wingdings" w:hAnsi="Wingdings" w:hint="default"/>
+        <w:sz w:val="20"/>
+      </w:rPr>
+    </w:lvl>
+    <w:lvl w:ilvl="5" w:tentative="1">
+      <w:start w:val="1"/>
+      <w:numFmt w:val="bullet"/>
+      <w:lvlText w:val=""/>
+      <w:lvlJc w:val="left"/>
+      <w:pPr>
+        <w:tabs>
+          <w:tab w:val="num" w:pos="4320"/>
+        </w:tabs>
+        <w:ind w:left="4320" w:hanging="360"/>
+      </w:pPr>
+      <w:rPr>
+        <w:rFonts w:ascii="Wingdings" w:hAnsi="Wingdings" w:hint="default"/>
+        <w:sz w:val="20"/>
+      </w:rPr>
+    </w:lvl>
+    <w:lvl w:ilvl="6" w:tentative="1">
+      <w:start w:val="1"/>
+      <w:numFmt w:val="bullet"/>
+      <w:lvlText w:val=""/>
+      <w:lvlJc w:val="left"/>
+      <w:pPr>
+        <w:tabs>
+          <w:tab w:val="num" w:pos="5040"/>
+        </w:tabs>
+        <w:ind w:left="5040" w:hanging="360"/>
+      </w:pPr>
+      <w:rPr>
+        <w:rFonts w:ascii="Wingdings" w:hAnsi="Wingdings" w:hint="default"/>
+        <w:sz w:val="20"/>
+      </w:rPr>
+    </w:lvl>
+    <w:lvl w:ilvl="7" w:tentative="1">
+      <w:start w:val="1"/>
+      <w:numFmt w:val="bullet"/>
+      <w:lvlText w:val=""/>
+      <w:lvlJc w:val="left"/>
+      <w:pPr>
+        <w:tabs>
+          <w:tab w:val="num" w:pos="5760"/>
+        </w:tabs>
+        <w:ind w:left="5760" w:hanging="360"/>
+      </w:pPr>
+      <w:rPr>
+        <w:rFonts w:ascii="Wingdings" w:hAnsi="Wingdings" w:hint="default"/>
+        <w:sz w:val="20"/>
+      </w:rPr>
+    </w:lvl>
+    <w:lvl w:ilvl="8" w:tentative="1">
+      <w:start w:val="1"/>
+      <w:numFmt w:val="bullet"/>
+      <w:lvlText w:val=""/>
+      <w:lvlJc w:val="left"/>
+      <w:pPr>
+        <w:tabs>
+          <w:tab w:val="num" w:pos="6480"/>
+        </w:tabs>
+        <w:ind w:left="6480" w:hanging="360"/>
+      </w:pPr>
+      <w:rPr>
+        <w:rFonts w:ascii="Wingdings" w:hAnsi="Wingdings" w:hint="default"/>
+        <w:sz w:val="20"/>
+      </w:rPr>
+    </w:lvl>
+  </w:abstractNum>
+  <w:abstractNum w:abstractNumId="15">
     <w:nsid w:val="5AAA741E"/>
     <w:multiLevelType w:val="multilevel"/>
     <w:tmpl w:val="CA629688"/>
@@ -3072,7 +3534,7 @@
       </w:rPr>
     </w:lvl>
   </w:abstractNum>
-  <w:abstractNum w:abstractNumId="8">
+  <w:abstractNum w:abstractNumId="16">
     <w:nsid w:val="5CCC3C01"/>
     <w:multiLevelType w:val="multilevel"/>
     <w:tmpl w:val="6A50D76A"/>
@@ -3221,7 +3683,7 @@
       </w:rPr>
     </w:lvl>
   </w:abstractNum>
-  <w:abstractNum w:abstractNumId="9">
+  <w:abstractNum w:abstractNumId="17">
     <w:nsid w:val="7A781844"/>
     <w:multiLevelType w:val="multilevel"/>
     <w:tmpl w:val="31A04E4C"/>
@@ -3370,7 +3832,7 @@
       </w:rPr>
     </w:lvl>
   </w:abstractNum>
-  <w:abstractNum w:abstractNumId="10">
+  <w:abstractNum w:abstractNumId="18">
     <w:nsid w:val="7DF57B85"/>
     <w:multiLevelType w:val="multilevel"/>
     <w:tmpl w:val="C9BA6830"/>
@@ -3484,37 +3946,61 @@
     </w:lvl>
   </w:abstractNum>
   <w:num w:numId="1">
+    <w:abstractNumId w:val="10"/>
+  </w:num>
+  <w:num w:numId="2">
     <w:abstractNumId w:val="5"/>
   </w:num>
-  <w:num w:numId="2">
+  <w:num w:numId="3">
+    <w:abstractNumId w:val="12"/>
+  </w:num>
+  <w:num w:numId="4">
+    <w:abstractNumId w:val="17"/>
+  </w:num>
+  <w:num w:numId="5">
+    <w:abstractNumId w:val="2"/>
+  </w:num>
+  <w:num w:numId="6">
+    <w:abstractNumId w:val="6"/>
+  </w:num>
+  <w:num w:numId="7">
+    <w:abstractNumId w:val="16"/>
+  </w:num>
+  <w:num w:numId="8">
+    <w:abstractNumId w:val="15"/>
+  </w:num>
+  <w:num w:numId="9">
+    <w:abstractNumId w:val="8"/>
+  </w:num>
+  <w:num w:numId="10">
+    <w:abstractNumId w:val="9"/>
+  </w:num>
+  <w:num w:numId="11">
+    <w:abstractNumId w:val="18"/>
+  </w:num>
+  <w:num w:numId="12">
     <w:abstractNumId w:val="1"/>
   </w:num>
-  <w:num w:numId="3">
-    <w:abstractNumId w:val="6"/>
-  </w:num>
-  <w:num w:numId="4">
-    <w:abstractNumId w:val="9"/>
-  </w:num>
-  <w:num w:numId="5">
+  <w:num w:numId="13">
     <w:abstractNumId w:val="0"/>
   </w:num>
-  <w:num w:numId="6">
-    <w:abstractNumId w:val="2"/>
-  </w:num>
-  <w:num w:numId="7">
-    <w:abstractNumId w:val="8"/>
-  </w:num>
-  <w:num w:numId="8">
+  <w:num w:numId="14">
     <w:abstractNumId w:val="7"/>
   </w:num>
-  <w:num w:numId="9">
+  <w:num w:numId="15">
+    <w:abstractNumId w:val="13"/>
+  </w:num>
+  <w:num w:numId="16">
     <w:abstractNumId w:val="3"/>
   </w:num>
-  <w:num w:numId="10">
+  <w:num w:numId="17">
+    <w:abstractNumId w:val="14"/>
+  </w:num>
+  <w:num w:numId="18">
     <w:abstractNumId w:val="4"/>
   </w:num>
-  <w:num w:numId="11">
-    <w:abstractNumId w:val="10"/>
+  <w:num w:numId="19">
+    <w:abstractNumId w:val="11"/>
   </w:num>
   <w:numIdMacAtCleanup w:val="5"/>
 </w:numbering>
